--- a/BoneSparrow-folio-3-family.docx
+++ b/BoneSparrow-folio-3-family.docx
@@ -167,22 +167,13 @@
           <w:sz w:val="24"/>
           <w:szCs w:val="24"/>
         </w:rPr>
-        <w:t xml:space="preserve">Colour the worked paragraph</w:t>
+        <w:t xml:space="preserve">Introduction</w:t>
       </w:r>
     </w:p>
     <w:p>
       <w:pPr>
-        <w:spacing w:after="120"/>
+        <w:spacing w:after="160"/>
       </w:pPr>
-      <w:r>
-        <w:rPr>
-          <w:rFonts w:ascii="Georgia" w:cs="Georgia" w:eastAsia="Georgia" w:hAnsi="Georgia"/>
-          <w:color w:val="1E211F"/>
-          <w:sz w:val="22"/>
-          <w:szCs w:val="22"/>
-        </w:rPr>
-        <w:t xml:space="preserve">Colour each word or phrase: </w:t>
-      </w:r>
       <w:r>
         <w:rPr>
           <w:rFonts w:ascii="Calibri" w:cs="Calibri" w:eastAsia="Calibri" w:hAnsi="Calibri"/>
@@ -202,7 +193,7 @@
           <w:sz w:val="22"/>
           <w:szCs w:val="22"/>
         </w:rPr>
-        <w:t xml:space="preserve">, </w:t>
+        <w:t xml:space="preserve">   </w:t>
       </w:r>
       <w:r>
         <w:rPr>
@@ -223,7 +214,7 @@
           <w:sz w:val="22"/>
           <w:szCs w:val="22"/>
         </w:rPr>
-        <w:t xml:space="preserve">, </w:t>
+        <w:t xml:space="preserve">   </w:t>
       </w:r>
       <w:r>
         <w:rPr>
@@ -244,7 +235,7 @@
           <w:sz w:val="22"/>
           <w:szCs w:val="22"/>
         </w:rPr>
-        <w:t xml:space="preserve">, </w:t>
+        <w:t xml:space="preserve">   </w:t>
       </w:r>
       <w:r>
         <w:rPr>
@@ -257,15 +248,6 @@
           <w:shd w:fill="DFF0E2" w:val="clear"/>
         </w:rPr>
         <w:t xml:space="preserve">  purpose  </w:t>
-      </w:r>
-      <w:r>
-        <w:rPr>
-          <w:rFonts w:ascii="Georgia" w:cs="Georgia" w:eastAsia="Georgia" w:hAnsi="Georgia"/>
-          <w:color w:val="1E211F"/>
-          <w:sz w:val="22"/>
-          <w:szCs w:val="22"/>
-        </w:rPr>
-        <w:t xml:space="preserve">.</w:t>
       </w:r>
     </w:p>
     <w:tbl>
@@ -287,7 +269,6 @@
         <w:tc>
           <w:tcPr>
             <w:tcW w:type="dxa" w:w="9906"/>
-            <w:shd w:fill="FBF7EE" w:color="auto" w:val="clear"/>
             <w:tcMar>
               <w:top w:type="dxa" w:w="140"/>
               <w:left w:type="dxa" w:w="200"/>
@@ -297,63 +278,158 @@
           </w:tcPr>
           <w:p>
             <w:pPr>
-              <w:spacing w:after="140" w:line="520" w:lineRule="exact"/>
+              <w:spacing w:after="140"/>
             </w:pPr>
             <w:r>
               <w:rPr>
                 <w:rFonts w:ascii="Georgia" w:cs="Georgia" w:eastAsia="Georgia" w:hAnsi="Georgia"/>
                 <w:color w:val="1E211F"/>
-                <w:sz w:val="23"/>
-                <w:szCs w:val="23"/>
-              </w:rPr>
-              <w:t xml:space="preserve">A friend who keeps a promise gives Subhi something the camp cannot take away.</w:t>
-            </w:r>
-          </w:p>
-          <w:p>
-            <w:pPr>
-              <w:spacing w:after="140" w:line="520" w:lineRule="exact"/>
+                <w:sz w:val="22"/>
+                <w:szCs w:val="22"/>
+              </w:rPr>
+              <w:t xml:space="preserve">In the centre, friendship does the work that family cannot always do.</w:t>
+            </w:r>
+          </w:p>
+          <w:p>
+            <w:pPr>
+              <w:spacing w:after="140"/>
             </w:pPr>
             <w:r>
               <w:rPr>
                 <w:rFonts w:ascii="Georgia" w:cs="Georgia" w:eastAsia="Georgia" w:hAnsi="Georgia"/>
                 <w:color w:val="1E211F"/>
-                <w:sz w:val="23"/>
-                <w:szCs w:val="23"/>
-              </w:rPr>
-              <w:t xml:space="preserve">After Jimmie stops coming, Subhi holds on to what she has already proved: he knows “for sure that Jimmie is the kind of person that keeps a promise”.</w:t>
-            </w:r>
-          </w:p>
-          <w:p>
-            <w:pPr>
-              <w:spacing w:after="140" w:line="520" w:lineRule="exact"/>
-            </w:pPr>
+                <w:sz w:val="22"/>
+                <w:szCs w:val="22"/>
+              </w:rPr>
+              <w:t xml:space="preserve">Fraillon shows this first through </w:t>
+            </w:r>
+            <w:r>
+              <w:rPr>
+                <w:rFonts w:ascii="Georgia" w:cs="Georgia" w:eastAsia="Georgia" w:hAnsi="Georgia"/>
+                <w:b/>
+                <w:bCs/>
+                <w:color w:val="0B447C"/>
+                <w:sz w:val="22"/>
+                <w:szCs w:val="22"/>
+                <w:shd w:fill="D6EAFC" w:val="clear"/>
+              </w:rPr>
+              <w:t xml:space="preserve">the way a friend who keeps a promise gives Subhi something the camp cannot take away</w:t>
+            </w:r>
             <w:r>
               <w:rPr>
                 <w:rFonts w:ascii="Georgia" w:cs="Georgia" w:eastAsia="Georgia" w:hAnsi="Georgia"/>
                 <w:color w:val="1E211F"/>
-                <w:sz w:val="23"/>
-                <w:szCs w:val="23"/>
-              </w:rPr>
-              <w:t xml:space="preserve">Fraillon puts the certainty in Subhi’s own voice, and “for sure” suggests that what matters to him is not what Jimmie brings but the fact that she comes back.</w:t>
-            </w:r>
-          </w:p>
-          <w:p>
-            <w:pPr>
-              <w:spacing w:after="0" w:line="520" w:lineRule="exact"/>
+                <w:sz w:val="22"/>
+                <w:szCs w:val="22"/>
+              </w:rPr>
+              <w:t xml:space="preserve">.</w:t>
+            </w:r>
+          </w:p>
+          <w:p>
+            <w:pPr>
+              <w:spacing w:after="0"/>
             </w:pPr>
             <w:r>
               <w:rPr>
                 <w:rFonts w:ascii="Georgia" w:cs="Georgia" w:eastAsia="Georgia" w:hAnsi="Georgia"/>
                 <w:color w:val="1E211F"/>
-                <w:sz w:val="23"/>
-                <w:szCs w:val="23"/>
-              </w:rPr>
-              <w:t xml:space="preserve">This shows the reader that in a place where everything is temporary, somebody keeping their word is what safety looks like.</w:t>
+                <w:sz w:val="22"/>
+                <w:szCs w:val="22"/>
+              </w:rPr>
+              <w:t xml:space="preserve">She also shows it through</w:t>
+            </w:r>
+          </w:p>
+          <w:p>
+            <w:pPr>
+              <w:pBdr>
+                <w:bottom w:val="single" w:color="C9BFAE" w:sz="4"/>
+              </w:pBdr>
+              <w:spacing w:after="0" w:before="180"/>
+            </w:pPr>
+            <w:r>
+              <w:rPr>
+                <w:sz w:val="22"/>
+                <w:szCs w:val="22"/>
+              </w:rPr>
+              <w:t xml:space="preserve"/>
+            </w:r>
+          </w:p>
+          <w:p>
+            <w:pPr>
+              <w:pBdr>
+                <w:bottom w:val="single" w:color="C9BFAE" w:sz="4"/>
+              </w:pBdr>
+              <w:spacing w:after="0" w:before="180"/>
+            </w:pPr>
+            <w:r>
+              <w:rPr>
+                <w:sz w:val="22"/>
+                <w:szCs w:val="22"/>
+              </w:rPr>
+              <w:t xml:space="preserve"/>
+            </w:r>
+          </w:p>
+          <w:p>
+            <w:pPr>
+              <w:spacing w:after="0" w:before="160"/>
+            </w:pPr>
+            <w:r>
+              <w:rPr>
+                <w:rFonts w:ascii="Georgia" w:cs="Georgia" w:eastAsia="Georgia" w:hAnsi="Georgia"/>
+                <w:color w:val="1E211F"/>
+                <w:sz w:val="22"/>
+                <w:szCs w:val="22"/>
+              </w:rPr>
+              <w:t xml:space="preserve">and through</w:t>
+            </w:r>
+          </w:p>
+          <w:p>
+            <w:pPr>
+              <w:pBdr>
+                <w:bottom w:val="single" w:color="C9BFAE" w:sz="4"/>
+              </w:pBdr>
+              <w:spacing w:after="0" w:before="180"/>
+            </w:pPr>
+            <w:r>
+              <w:rPr>
+                <w:sz w:val="22"/>
+                <w:szCs w:val="22"/>
+              </w:rPr>
+              <w:t xml:space="preserve"/>
+            </w:r>
+          </w:p>
+          <w:p>
+            <w:pPr>
+              <w:pBdr>
+                <w:bottom w:val="single" w:color="C9BFAE" w:sz="4"/>
+              </w:pBdr>
+              <w:spacing w:after="0" w:before="180"/>
+            </w:pPr>
+            <w:r>
+              <w:rPr>
+                <w:sz w:val="22"/>
+                <w:szCs w:val="22"/>
+              </w:rPr>
+              <w:t xml:space="preserve"/>
             </w:r>
           </w:p>
         </w:tc>
       </w:tr>
     </w:tbl>
+    <w:p>
+      <w:pPr>
+        <w:spacing w:after="100"/>
+      </w:pPr>
+      <w:r>
+        <w:rPr>
+          <w:rFonts w:ascii="Calibri" w:cs="Calibri" w:eastAsia="Calibri" w:hAnsi="Calibri"/>
+          <w:color w:val="645D54"/>
+          <w:sz w:val="18"/>
+          <w:szCs w:val="18"/>
+        </w:rPr>
+        <w:t xml:space="preserve">The third idea is for whoever gets that far.</w:t>
+      </w:r>
+    </w:p>
     <w:p>
       <w:r>
         <w:br w:type="page"/>
@@ -372,7 +448,7 @@
           <w:sz w:val="24"/>
           <w:szCs w:val="24"/>
         </w:rPr>
-        <w:t xml:space="preserve">Introduction</w:t>
+        <w:t xml:space="preserve">The model</w:t>
       </w:r>
     </w:p>
     <w:tbl>
@@ -388,203 +464,17 @@
         </w:tblBorders>
       </w:tblPr>
       <w:tblGrid>
-        <w:gridCol w:w="9906"/>
+        <w:gridCol w:w="760"/>
+        <w:gridCol w:w="9146"/>
       </w:tblGrid>
       <w:tr>
         <w:tc>
           <w:tcPr>
-            <w:tcW w:type="dxa" w:w="9906"/>
+            <w:tcW w:type="dxa" w:w="760"/>
             <w:tcMar>
               <w:top w:type="dxa" w:w="140"/>
-              <w:left w:type="dxa" w:w="200"/>
+              <w:left w:type="dxa" w:w="120"/>
               <w:bottom w:type="dxa" w:w="140"/>
-              <w:right w:type="dxa" w:w="200"/>
-            </w:tcMar>
-          </w:tcPr>
-          <w:p>
-            <w:pPr>
-              <w:spacing w:after="120"/>
-            </w:pPr>
-            <w:r>
-              <w:rPr>
-                <w:rFonts w:ascii="Georgia" w:cs="Georgia" w:eastAsia="Georgia" w:hAnsi="Georgia"/>
-                <w:color w:val="1E211F"/>
-                <w:sz w:val="22"/>
-                <w:szCs w:val="22"/>
-              </w:rPr>
-              <w:t xml:space="preserve">In the centre, friendship does the work that family cannot always do.</w:t>
-            </w:r>
-          </w:p>
-          <w:p>
-            <w:pPr>
-              <w:spacing w:after="120"/>
-            </w:pPr>
-            <w:r>
-              <w:rPr>
-                <w:rFonts w:ascii="Georgia" w:cs="Georgia" w:eastAsia="Georgia" w:hAnsi="Georgia"/>
-                <w:color w:val="1E211F"/>
-                <w:sz w:val="22"/>
-                <w:szCs w:val="22"/>
-              </w:rPr>
-              <w:t xml:space="preserve">Fraillon shows this first through </w:t>
-            </w:r>
-            <w:r>
-              <w:rPr>
-                <w:rFonts w:ascii="Georgia" w:cs="Georgia" w:eastAsia="Georgia" w:hAnsi="Georgia"/>
-                <w:b/>
-                <w:bCs/>
-                <w:color w:val="0B447C"/>
-                <w:sz w:val="22"/>
-                <w:szCs w:val="22"/>
-                <w:shd w:fill="D6EAFC" w:val="clear"/>
-              </w:rPr>
-              <w:t xml:space="preserve">the way a friend who keeps a promise gives Subhi something the camp cannot take away</w:t>
-            </w:r>
-            <w:r>
-              <w:rPr>
-                <w:rFonts w:ascii="Georgia" w:cs="Georgia" w:eastAsia="Georgia" w:hAnsi="Georgia"/>
-                <w:color w:val="1E211F"/>
-                <w:sz w:val="22"/>
-                <w:szCs w:val="22"/>
-              </w:rPr>
-              <w:t xml:space="preserve">.</w:t>
-            </w:r>
-          </w:p>
-          <w:p>
-            <w:pPr>
-              <w:spacing w:after="60"/>
-            </w:pPr>
-            <w:r>
-              <w:rPr>
-                <w:rFonts w:ascii="Georgia" w:cs="Georgia" w:eastAsia="Georgia" w:hAnsi="Georgia"/>
-                <w:color w:val="1E211F"/>
-                <w:sz w:val="22"/>
-                <w:szCs w:val="22"/>
-              </w:rPr>
-              <w:t xml:space="preserve">She also shows it through </w:t>
-            </w:r>
-            <w:r>
-              <w:rPr>
-                <w:rFonts w:ascii="Georgia" w:cs="Georgia" w:eastAsia="Georgia" w:hAnsi="Georgia"/>
-                <w:color w:val="C9BFAE"/>
-                <w:sz w:val="22"/>
-                <w:szCs w:val="22"/>
-              </w:rPr>
-              <w:t xml:space="preserve">______________________________________________</w:t>
-            </w:r>
-          </w:p>
-          <w:p>
-            <w:pPr>
-              <w:spacing w:after="120"/>
-            </w:pPr>
-            <w:r>
-              <w:rPr>
-                <w:rFonts w:ascii="Georgia" w:cs="Georgia" w:eastAsia="Georgia" w:hAnsi="Georgia"/>
-                <w:color w:val="C9BFAE"/>
-                <w:sz w:val="22"/>
-                <w:szCs w:val="22"/>
-              </w:rPr>
-              <w:t xml:space="preserve">_______________________________________________________________________</w:t>
-            </w:r>
-          </w:p>
-          <w:p>
-            <w:pPr>
-              <w:spacing w:after="60"/>
-            </w:pPr>
-            <w:r>
-              <w:rPr>
-                <w:rFonts w:ascii="Georgia" w:cs="Georgia" w:eastAsia="Georgia" w:hAnsi="Georgia"/>
-                <w:color w:val="1E211F"/>
-                <w:sz w:val="22"/>
-                <w:szCs w:val="22"/>
-              </w:rPr>
-              <w:t xml:space="preserve">and through </w:t>
-            </w:r>
-            <w:r>
-              <w:rPr>
-                <w:rFonts w:ascii="Georgia" w:cs="Georgia" w:eastAsia="Georgia" w:hAnsi="Georgia"/>
-                <w:color w:val="C9BFAE"/>
-                <w:sz w:val="22"/>
-                <w:szCs w:val="22"/>
-              </w:rPr>
-              <w:t xml:space="preserve">____________________________________________________</w:t>
-            </w:r>
-          </w:p>
-          <w:p>
-            <w:pPr>
-              <w:spacing w:after="0"/>
-            </w:pPr>
-            <w:r>
-              <w:rPr>
-                <w:rFonts w:ascii="Georgia" w:cs="Georgia" w:eastAsia="Georgia" w:hAnsi="Georgia"/>
-                <w:color w:val="C9BFAE"/>
-                <w:sz w:val="22"/>
-                <w:szCs w:val="22"/>
-              </w:rPr>
-              <w:t xml:space="preserve">_______________________________________________________________________</w:t>
-            </w:r>
-          </w:p>
-        </w:tc>
-      </w:tr>
-    </w:tbl>
-    <w:p>
-      <w:pPr>
-        <w:spacing w:after="100"/>
-      </w:pPr>
-      <w:r>
-        <w:rPr>
-          <w:rFonts w:ascii="Calibri" w:cs="Calibri" w:eastAsia="Calibri" w:hAnsi="Calibri"/>
-          <w:color w:val="645D54"/>
-          <w:sz w:val="18"/>
-          <w:szCs w:val="18"/>
-        </w:rPr>
-        <w:t xml:space="preserve">The third idea is for whoever gets that far.</w:t>
-      </w:r>
-    </w:p>
-    <w:p>
-      <w:pPr>
-        <w:spacing w:after="80" w:before="260"/>
-      </w:pPr>
-      <w:r>
-        <w:rPr>
-          <w:rFonts w:ascii="Georgia" w:cs="Georgia" w:eastAsia="Georgia" w:hAnsi="Georgia"/>
-          <w:b/>
-          <w:bCs/>
-          <w:color w:val="1D3C34"/>
-          <w:sz w:val="24"/>
-          <w:szCs w:val="24"/>
-        </w:rPr>
-        <w:t xml:space="preserve">Paragraph 2</w:t>
-      </w:r>
-    </w:p>
-    <w:tbl>
-      <w:tblPr>
-        <w:tblW w:type="dxa" w:w="9906"/>
-        <w:tblBorders>
-          <w:top w:val="single" w:color="1D3C34" w:sz="8"/>
-          <w:left w:val="single" w:color="1D3C34" w:sz="8"/>
-          <w:bottom w:val="single" w:color="1D3C34" w:sz="8"/>
-          <w:right w:val="single" w:color="1D3C34" w:sz="8"/>
-          <w:insideH w:val="single" w:color="auto" w:sz="4"/>
-          <w:insideV w:val="single" w:color="auto" w:sz="4"/>
-        </w:tblBorders>
-      </w:tblPr>
-      <w:tblGrid>
-        <w:gridCol w:w="700"/>
-        <w:gridCol w:w="2600"/>
-        <w:gridCol w:w="6606"/>
-      </w:tblGrid>
-      <w:tr>
-        <w:trPr>
-          <w:trHeight w:val="1300" w:hRule="atLeast"/>
-        </w:trPr>
-        <w:tc>
-          <w:tcPr>
-            <w:tcW w:type="dxa" w:w="700"/>
-            <w:tcMar>
-              <w:top w:type="dxa" w:w="100"/>
-              <w:left w:type="dxa" w:w="100"/>
-              <w:bottom w:type="dxa" w:w="100"/>
               <w:right w:type="dxa" w:w="40"/>
             </w:tcMar>
           </w:tcPr>
@@ -653,54 +543,41 @@
         </w:tc>
         <w:tc>
           <w:tcPr>
-            <w:tcW w:type="dxa" w:w="2600"/>
-            <w:shd w:fill="F6F1E6" w:color="auto" w:val="clear"/>
-            <w:tcMar>
-              <w:top w:type="dxa" w:w="100"/>
-              <w:left w:type="dxa" w:w="100"/>
-              <w:bottom w:type="dxa" w:w="100"/>
-              <w:right w:type="dxa" w:w="100"/>
-            </w:tcMar>
-          </w:tcPr>
-          <w:p>
-            <w:pPr>
-              <w:spacing w:after="40"/>
-            </w:pPr>
-            <w:r>
-              <w:rPr>
-                <w:rFonts w:ascii="Calibri" w:cs="Calibri" w:eastAsia="Calibri" w:hAnsi="Calibri"/>
-                <w:color w:val="645D54"/>
-                <w:sz w:val="17"/>
-                <w:szCs w:val="17"/>
-              </w:rPr>
-              <w:t xml:space="preserve">Your idea, in one sentence.</w:t>
-            </w:r>
-          </w:p>
-        </w:tc>
-        <w:tc>
-          <w:tcPr>
-            <w:tcW w:type="dxa" w:w="6606"/>
-            <w:tcMar>
-              <w:top w:type="dxa" w:w="100"/>
-              <w:left w:type="dxa" w:w="120"/>
-              <w:bottom w:type="dxa" w:w="100"/>
-              <w:right w:type="dxa" w:w="120"/>
-            </w:tcMar>
-          </w:tcPr>
-          <w:p/>
+            <w:tcW w:type="dxa" w:w="9146"/>
+            <w:tcMar>
+              <w:top w:type="dxa" w:w="160"/>
+              <w:left w:type="dxa" w:w="160"/>
+              <w:bottom w:type="dxa" w:w="160"/>
+              <w:right w:type="dxa" w:w="160"/>
+            </w:tcMar>
+          </w:tcPr>
+          <w:p>
+            <w:pPr>
+              <w:spacing w:after="0" w:line="400"/>
+            </w:pPr>
+            <w:r>
+              <w:rPr>
+                <w:rFonts w:ascii="Georgia" w:cs="Georgia" w:eastAsia="Georgia" w:hAnsi="Georgia"/>
+                <w:b/>
+                <w:bCs/>
+                <w:color w:val="0B447C"/>
+                <w:sz w:val="23"/>
+                <w:szCs w:val="23"/>
+                <w:shd w:fill="D6EAFC" w:val="clear"/>
+              </w:rPr>
+              <w:t xml:space="preserve">A friend who keeps a promise gives Subhi something the camp cannot take away.</w:t>
+            </w:r>
+          </w:p>
         </w:tc>
       </w:tr>
       <w:tr>
-        <w:trPr>
-          <w:trHeight w:val="2000" w:hRule="atLeast"/>
-        </w:trPr>
-        <w:tc>
-          <w:tcPr>
-            <w:tcW w:type="dxa" w:w="700"/>
-            <w:tcMar>
-              <w:top w:type="dxa" w:w="100"/>
-              <w:left w:type="dxa" w:w="100"/>
-              <w:bottom w:type="dxa" w:w="100"/>
+        <w:tc>
+          <w:tcPr>
+            <w:tcW w:type="dxa" w:w="760"/>
+            <w:tcMar>
+              <w:top w:type="dxa" w:w="140"/>
+              <w:left w:type="dxa" w:w="120"/>
+              <w:bottom w:type="dxa" w:w="140"/>
               <w:right w:type="dxa" w:w="40"/>
             </w:tcMar>
           </w:tcPr>
@@ -844,68 +721,59 @@
         </w:tc>
         <w:tc>
           <w:tcPr>
-            <w:tcW w:type="dxa" w:w="2600"/>
-            <w:shd w:fill="F6F1E6" w:color="auto" w:val="clear"/>
-            <w:tcMar>
-              <w:top w:type="dxa" w:w="100"/>
-              <w:left w:type="dxa" w:w="100"/>
-              <w:bottom w:type="dxa" w:w="100"/>
-              <w:right w:type="dxa" w:w="100"/>
-            </w:tcMar>
-          </w:tcPr>
-          <w:p>
-            <w:pPr>
-              <w:spacing w:after="40"/>
-            </w:pPr>
-            <w:r>
-              <w:rPr>
-                <w:rFonts w:ascii="Calibri" w:cs="Calibri" w:eastAsia="Calibri" w:hAnsi="Calibri"/>
-                <w:color w:val="645D54"/>
-                <w:sz w:val="17"/>
-                <w:szCs w:val="17"/>
-              </w:rPr>
-              <w:t xml:space="preserve">When …, “…”</w:t>
-            </w:r>
-          </w:p>
-          <w:p>
-            <w:pPr>
-              <w:spacing w:after="40"/>
-            </w:pPr>
-            <w:r>
-              <w:rPr>
-                <w:rFonts w:ascii="Calibri" w:cs="Calibri" w:eastAsia="Calibri" w:hAnsi="Calibri"/>
-                <w:color w:val="645D54"/>
-                <w:sz w:val="17"/>
-                <w:szCs w:val="17"/>
-              </w:rPr>
-              <w:t xml:space="preserve">This shows that …, which …</w:t>
-            </w:r>
-          </w:p>
-        </w:tc>
-        <w:tc>
-          <w:tcPr>
-            <w:tcW w:type="dxa" w:w="6606"/>
-            <w:tcMar>
-              <w:top w:type="dxa" w:w="100"/>
-              <w:left w:type="dxa" w:w="120"/>
-              <w:bottom w:type="dxa" w:w="100"/>
-              <w:right w:type="dxa" w:w="120"/>
-            </w:tcMar>
-          </w:tcPr>
-          <w:p/>
+            <w:tcW w:type="dxa" w:w="9146"/>
+            <w:tcMar>
+              <w:top w:type="dxa" w:w="160"/>
+              <w:left w:type="dxa" w:w="160"/>
+              <w:bottom w:type="dxa" w:w="160"/>
+              <w:right w:type="dxa" w:w="160"/>
+            </w:tcMar>
+          </w:tcPr>
+          <w:p>
+            <w:pPr>
+              <w:spacing w:after="0" w:line="400"/>
+            </w:pPr>
+            <w:r>
+              <w:rPr>
+                <w:rFonts w:ascii="Georgia" w:cs="Georgia" w:eastAsia="Georgia" w:hAnsi="Georgia"/>
+                <w:color w:val="1E211F"/>
+                <w:sz w:val="23"/>
+                <w:szCs w:val="23"/>
+              </w:rPr>
+              <w:t xml:space="preserve">After Jimmie stops coming, Subhi holds on to what she has already proved: he knows </w:t>
+            </w:r>
+            <w:r>
+              <w:rPr>
+                <w:rFonts w:ascii="Georgia" w:cs="Georgia" w:eastAsia="Georgia" w:hAnsi="Georgia"/>
+                <w:b/>
+                <w:bCs/>
+                <w:color w:val="7A5A00"/>
+                <w:sz w:val="23"/>
+                <w:szCs w:val="23"/>
+                <w:shd w:fill="FFF3B0" w:val="clear"/>
+              </w:rPr>
+              <w:t xml:space="preserve">“for sure that Jimmie is the kind of person that keeps a promise”</w:t>
+            </w:r>
+            <w:r>
+              <w:rPr>
+                <w:rFonts w:ascii="Georgia" w:cs="Georgia" w:eastAsia="Georgia" w:hAnsi="Georgia"/>
+                <w:color w:val="1E211F"/>
+                <w:sz w:val="23"/>
+                <w:szCs w:val="23"/>
+              </w:rPr>
+              <w:t xml:space="preserve">.</w:t>
+            </w:r>
+          </w:p>
         </w:tc>
       </w:tr>
       <w:tr>
-        <w:trPr>
-          <w:trHeight w:val="2000" w:hRule="atLeast"/>
-        </w:trPr>
-        <w:tc>
-          <w:tcPr>
-            <w:tcW w:type="dxa" w:w="700"/>
-            <w:tcMar>
-              <w:top w:type="dxa" w:w="100"/>
-              <w:left w:type="dxa" w:w="100"/>
-              <w:bottom w:type="dxa" w:w="100"/>
+        <w:tc>
+          <w:tcPr>
+            <w:tcW w:type="dxa" w:w="760"/>
+            <w:tcMar>
+              <w:top w:type="dxa" w:w="140"/>
+              <w:left w:type="dxa" w:w="120"/>
+              <w:bottom w:type="dxa" w:w="140"/>
               <w:right w:type="dxa" w:w="40"/>
             </w:tcMar>
           </w:tcPr>
@@ -1049,68 +917,80 @@
         </w:tc>
         <w:tc>
           <w:tcPr>
-            <w:tcW w:type="dxa" w:w="2600"/>
-            <w:shd w:fill="F6F1E6" w:color="auto" w:val="clear"/>
-            <w:tcMar>
-              <w:top w:type="dxa" w:w="100"/>
-              <w:left w:type="dxa" w:w="100"/>
-              <w:bottom w:type="dxa" w:w="100"/>
-              <w:right w:type="dxa" w:w="100"/>
-            </w:tcMar>
-          </w:tcPr>
-          <w:p>
-            <w:pPr>
-              <w:spacing w:after="40"/>
-            </w:pPr>
-            <w:r>
-              <w:rPr>
-                <w:rFonts w:ascii="Calibri" w:cs="Calibri" w:eastAsia="Calibri" w:hAnsi="Calibri"/>
-                <w:color w:val="645D54"/>
-                <w:sz w:val="17"/>
-                <w:szCs w:val="17"/>
-              </w:rPr>
-              <w:t xml:space="preserve">Later, “…”</w:t>
-            </w:r>
-          </w:p>
-          <w:p>
-            <w:pPr>
-              <w:spacing w:after="40"/>
-            </w:pPr>
-            <w:r>
-              <w:rPr>
-                <w:rFonts w:ascii="Calibri" w:cs="Calibri" w:eastAsia="Calibri" w:hAnsi="Calibri"/>
-                <w:color w:val="645D54"/>
-                <w:sz w:val="17"/>
-                <w:szCs w:val="17"/>
-              </w:rPr>
-              <w:t xml:space="preserve">This shows that …, which …</w:t>
-            </w:r>
-          </w:p>
-        </w:tc>
-        <w:tc>
-          <w:tcPr>
-            <w:tcW w:type="dxa" w:w="6606"/>
-            <w:tcMar>
-              <w:top w:type="dxa" w:w="100"/>
-              <w:left w:type="dxa" w:w="120"/>
-              <w:bottom w:type="dxa" w:w="100"/>
-              <w:right w:type="dxa" w:w="120"/>
-            </w:tcMar>
-          </w:tcPr>
-          <w:p/>
+            <w:tcW w:type="dxa" w:w="9146"/>
+            <w:tcMar>
+              <w:top w:type="dxa" w:w="160"/>
+              <w:left w:type="dxa" w:w="160"/>
+              <w:bottom w:type="dxa" w:w="160"/>
+              <w:right w:type="dxa" w:w="160"/>
+            </w:tcMar>
+          </w:tcPr>
+          <w:p>
+            <w:pPr>
+              <w:spacing w:after="0" w:line="400"/>
+            </w:pPr>
+            <w:r>
+              <w:rPr>
+                <w:rFonts w:ascii="Georgia" w:cs="Georgia" w:eastAsia="Georgia" w:hAnsi="Georgia"/>
+                <w:color w:val="1E211F"/>
+                <w:sz w:val="23"/>
+                <w:szCs w:val="23"/>
+              </w:rPr>
+              <w:t xml:space="preserve">Fraillon puts the certainty in Subhi’s own voice, and “for sure” </w:t>
+            </w:r>
+            <w:r>
+              <w:rPr>
+                <w:rFonts w:ascii="Georgia" w:cs="Georgia" w:eastAsia="Georgia" w:hAnsi="Georgia"/>
+                <w:b/>
+                <w:bCs/>
+                <w:color w:val="8A4B12"/>
+                <w:sz w:val="23"/>
+                <w:szCs w:val="23"/>
+                <w:shd w:fill="FAE3CF" w:val="clear"/>
+              </w:rPr>
+              <w:t xml:space="preserve">suggests</w:t>
+            </w:r>
+            <w:r>
+              <w:rPr>
+                <w:rFonts w:ascii="Georgia" w:cs="Georgia" w:eastAsia="Georgia" w:hAnsi="Georgia"/>
+                <w:color w:val="1E211F"/>
+                <w:sz w:val="23"/>
+                <w:szCs w:val="23"/>
+              </w:rPr>
+              <w:t xml:space="preserve"> that </w:t>
+            </w:r>
+            <w:r>
+              <w:rPr>
+                <w:rFonts w:ascii="Georgia" w:cs="Georgia" w:eastAsia="Georgia" w:hAnsi="Georgia"/>
+                <w:b/>
+                <w:bCs/>
+                <w:color w:val="0B447C"/>
+                <w:sz w:val="23"/>
+                <w:szCs w:val="23"/>
+                <w:shd w:fill="D6EAFC" w:val="clear"/>
+              </w:rPr>
+              <w:t xml:space="preserve">what matters to him is not what Jimmie brings but the fact that she comes back</w:t>
+            </w:r>
+            <w:r>
+              <w:rPr>
+                <w:rFonts w:ascii="Georgia" w:cs="Georgia" w:eastAsia="Georgia" w:hAnsi="Georgia"/>
+                <w:color w:val="1E211F"/>
+                <w:sz w:val="23"/>
+                <w:szCs w:val="23"/>
+              </w:rPr>
+              <w:t xml:space="preserve">.</w:t>
+            </w:r>
+          </w:p>
         </w:tc>
       </w:tr>
       <w:tr>
-        <w:trPr>
-          <w:trHeight w:val="1400" w:hRule="atLeast"/>
-        </w:trPr>
-        <w:tc>
-          <w:tcPr>
-            <w:tcW w:type="dxa" w:w="700"/>
-            <w:tcMar>
-              <w:top w:type="dxa" w:w="100"/>
-              <w:left w:type="dxa" w:w="100"/>
-              <w:bottom w:type="dxa" w:w="100"/>
+        <w:tc>
+          <w:tcPr>
+            <w:tcW w:type="dxa" w:w="760"/>
+            <w:tcMar>
+              <w:top w:type="dxa" w:w="140"/>
+              <w:left w:type="dxa" w:w="120"/>
+              <w:bottom w:type="dxa" w:w="140"/>
               <w:right w:type="dxa" w:w="40"/>
             </w:tcMar>
           </w:tcPr>
@@ -1123,7 +1003,332 @@
                 <w:rFonts w:ascii="Georgia" w:cs="Georgia" w:eastAsia="Georgia" w:hAnsi="Georgia"/>
                 <w:b/>
                 <w:bCs/>
-                <w:color w:val="645D54"/>
+                <w:color w:val="1D3C34"/>
+                <w:sz w:val="40"/>
+                <w:szCs w:val="40"/>
+              </w:rPr>
+              <w:t xml:space="preserve">L</w:t>
+            </w:r>
+          </w:p>
+          <w:tbl>
+            <w:tblPr>
+              <w:tblW w:type="dxa" w:w="560"/>
+              <w:tblBorders>
+                <w:top w:val="none" w:color="FFFFFF" w:sz="0"/>
+                <w:left w:val="none" w:color="FFFFFF" w:sz="0"/>
+                <w:bottom w:val="none" w:color="FFFFFF" w:sz="0"/>
+                <w:right w:val="none" w:color="FFFFFF" w:sz="0"/>
+                <w:insideH w:val="single" w:color="auto" w:sz="4"/>
+                <w:insideV w:val="single" w:color="auto" w:sz="4"/>
+              </w:tblBorders>
+            </w:tblPr>
+            <w:tblGrid>
+              <w:gridCol w:w="160"/>
+              <w:gridCol w:w="160"/>
+              <w:gridCol w:w="240"/>
+            </w:tblGrid>
+            <w:tr>
+              <w:trPr>
+                <w:trHeight w:val="160" w:hRule="exact"/>
+              </w:trPr>
+              <w:tc>
+                <w:tcPr>
+                  <w:tcW w:type="dxa" w:w="160"/>
+                  <w:shd w:fill="7FB3E6" w:color="auto" w:val="clear"/>
+                  <w:tcMar>
+                    <w:top w:type="dxa" w:w="0"/>
+                    <w:left w:type="dxa" w:w="0"/>
+                    <w:bottom w:type="dxa" w:w="0"/>
+                    <w:right w:type="dxa" w:w="0"/>
+                  </w:tcMar>
+                </w:tcPr>
+                <w:p>
+                  <w:pPr>
+                    <w:spacing w:after="0" w:line="120" w:lineRule="exact"/>
+                  </w:pPr>
+                  <w:r>
+                    <w:rPr>
+                      <w:sz w:val="6"/>
+                      <w:szCs w:val="6"/>
+                    </w:rPr>
+                    <w:t xml:space="preserve"/>
+                  </w:r>
+                </w:p>
+              </w:tc>
+              <w:tc>
+                <w:tcPr>
+                  <w:tcW w:type="dxa" w:w="160"/>
+                  <w:shd w:fill="7FB3E6" w:color="auto" w:val="clear"/>
+                  <w:tcMar>
+                    <w:top w:type="dxa" w:w="0"/>
+                    <w:left w:type="dxa" w:w="0"/>
+                    <w:bottom w:type="dxa" w:w="0"/>
+                    <w:right w:type="dxa" w:w="0"/>
+                  </w:tcMar>
+                </w:tcPr>
+                <w:p>
+                  <w:pPr>
+                    <w:spacing w:after="0" w:line="120" w:lineRule="exact"/>
+                  </w:pPr>
+                  <w:r>
+                    <w:rPr>
+                      <w:sz w:val="6"/>
+                      <w:szCs w:val="6"/>
+                    </w:rPr>
+                    <w:t xml:space="preserve"/>
+                  </w:r>
+                </w:p>
+              </w:tc>
+              <w:tc>
+                <w:tcPr>
+                  <w:tcW w:type="dxa" w:w="240"/>
+                  <w:shd w:fill="8FD39A" w:color="auto" w:val="clear"/>
+                  <w:tcMar>
+                    <w:top w:type="dxa" w:w="0"/>
+                    <w:left w:type="dxa" w:w="0"/>
+                    <w:bottom w:type="dxa" w:w="0"/>
+                    <w:right w:type="dxa" w:w="0"/>
+                  </w:tcMar>
+                </w:tcPr>
+                <w:p>
+                  <w:pPr>
+                    <w:spacing w:after="0" w:line="120" w:lineRule="exact"/>
+                  </w:pPr>
+                  <w:r>
+                    <w:rPr>
+                      <w:sz w:val="6"/>
+                      <w:szCs w:val="6"/>
+                    </w:rPr>
+                    <w:t xml:space="preserve"/>
+                  </w:r>
+                </w:p>
+              </w:tc>
+            </w:tr>
+          </w:tbl>
+          <w:p/>
+        </w:tc>
+        <w:tc>
+          <w:tcPr>
+            <w:tcW w:type="dxa" w:w="9146"/>
+            <w:tcMar>
+              <w:top w:type="dxa" w:w="160"/>
+              <w:left w:type="dxa" w:w="160"/>
+              <w:bottom w:type="dxa" w:w="160"/>
+              <w:right w:type="dxa" w:w="160"/>
+            </w:tcMar>
+          </w:tcPr>
+          <w:p>
+            <w:pPr>
+              <w:spacing w:after="0" w:line="400"/>
+            </w:pPr>
+            <w:r>
+              <w:rPr>
+                <w:rFonts w:ascii="Georgia" w:cs="Georgia" w:eastAsia="Georgia" w:hAnsi="Georgia"/>
+                <w:color w:val="1E211F"/>
+                <w:sz w:val="23"/>
+                <w:szCs w:val="23"/>
+              </w:rPr>
+              <w:t xml:space="preserve">This </w:t>
+            </w:r>
+            <w:r>
+              <w:rPr>
+                <w:rFonts w:ascii="Georgia" w:cs="Georgia" w:eastAsia="Georgia" w:hAnsi="Georgia"/>
+                <w:b/>
+                <w:bCs/>
+                <w:color w:val="1F5C33"/>
+                <w:sz w:val="23"/>
+                <w:szCs w:val="23"/>
+                <w:shd w:fill="DFF0E2" w:val="clear"/>
+              </w:rPr>
+              <w:t xml:space="preserve">shows the reader that in a place where everything is temporary, somebody keeping their word is what safety looks like</w:t>
+            </w:r>
+            <w:r>
+              <w:rPr>
+                <w:rFonts w:ascii="Georgia" w:cs="Georgia" w:eastAsia="Georgia" w:hAnsi="Georgia"/>
+                <w:color w:val="1E211F"/>
+                <w:sz w:val="23"/>
+                <w:szCs w:val="23"/>
+              </w:rPr>
+              <w:t xml:space="preserve">.</w:t>
+            </w:r>
+          </w:p>
+        </w:tc>
+      </w:tr>
+    </w:tbl>
+    <w:p>
+      <w:r>
+        <w:br w:type="page"/>
+      </w:r>
+    </w:p>
+    <w:p>
+      <w:pPr>
+        <w:spacing w:after="80" w:before="260"/>
+      </w:pPr>
+      <w:r>
+        <w:rPr>
+          <w:rFonts w:ascii="Georgia" w:cs="Georgia" w:eastAsia="Georgia" w:hAnsi="Georgia"/>
+          <w:b/>
+          <w:bCs/>
+          <w:color w:val="1D3C34"/>
+          <w:sz w:val="24"/>
+          <w:szCs w:val="24"/>
+        </w:rPr>
+        <w:t xml:space="preserve">Your paragraph</w:t>
+      </w:r>
+    </w:p>
+    <w:tbl>
+      <w:tblPr>
+        <w:tblW w:type="dxa" w:w="9906"/>
+        <w:tblBorders>
+          <w:top w:val="single" w:color="1D3C34" w:sz="8"/>
+          <w:left w:val="single" w:color="1D3C34" w:sz="8"/>
+          <w:bottom w:val="single" w:color="1D3C34" w:sz="8"/>
+          <w:right w:val="single" w:color="1D3C34" w:sz="8"/>
+          <w:insideH w:val="single" w:color="auto" w:sz="4"/>
+          <w:insideV w:val="single" w:color="auto" w:sz="4"/>
+        </w:tblBorders>
+      </w:tblPr>
+      <w:tblGrid>
+        <w:gridCol w:w="760"/>
+        <w:gridCol w:w="9146"/>
+      </w:tblGrid>
+      <w:tr>
+        <w:tc>
+          <w:tcPr>
+            <w:tcW w:type="dxa" w:w="760"/>
+            <w:tcMar>
+              <w:top w:type="dxa" w:w="120"/>
+              <w:left w:type="dxa" w:w="120"/>
+              <w:bottom w:type="dxa" w:w="120"/>
+              <w:right w:type="dxa" w:w="40"/>
+            </w:tcMar>
+          </w:tcPr>
+          <w:p>
+            <w:pPr>
+              <w:spacing w:after="40"/>
+            </w:pPr>
+            <w:r>
+              <w:rPr>
+                <w:rFonts w:ascii="Georgia" w:cs="Georgia" w:eastAsia="Georgia" w:hAnsi="Georgia"/>
+                <w:b/>
+                <w:bCs/>
+                <w:color w:val="1D3C34"/>
+                <w:sz w:val="40"/>
+                <w:szCs w:val="40"/>
+              </w:rPr>
+              <w:t xml:space="preserve">T</w:t>
+            </w:r>
+          </w:p>
+          <w:tbl>
+            <w:tblPr>
+              <w:tblW w:type="dxa" w:w="560"/>
+              <w:tblBorders>
+                <w:top w:val="none" w:color="FFFFFF" w:sz="0"/>
+                <w:left w:val="none" w:color="FFFFFF" w:sz="0"/>
+                <w:bottom w:val="none" w:color="FFFFFF" w:sz="0"/>
+                <w:right w:val="none" w:color="FFFFFF" w:sz="0"/>
+                <w:insideH w:val="single" w:color="auto" w:sz="4"/>
+                <w:insideV w:val="single" w:color="auto" w:sz="4"/>
+              </w:tblBorders>
+            </w:tblPr>
+            <w:tblGrid>
+              <w:gridCol w:w="560"/>
+            </w:tblGrid>
+            <w:tr>
+              <w:trPr>
+                <w:trHeight w:val="160" w:hRule="exact"/>
+              </w:trPr>
+              <w:tc>
+                <w:tcPr>
+                  <w:tcW w:type="dxa" w:w="560"/>
+                  <w:shd w:fill="7FB3E6" w:color="auto" w:val="clear"/>
+                  <w:tcMar>
+                    <w:top w:type="dxa" w:w="0"/>
+                    <w:left w:type="dxa" w:w="0"/>
+                    <w:bottom w:type="dxa" w:w="0"/>
+                    <w:right w:type="dxa" w:w="0"/>
+                  </w:tcMar>
+                </w:tcPr>
+                <w:p>
+                  <w:pPr>
+                    <w:spacing w:after="0" w:line="120" w:lineRule="exact"/>
+                  </w:pPr>
+                  <w:r>
+                    <w:rPr>
+                      <w:sz w:val="6"/>
+                      <w:szCs w:val="6"/>
+                    </w:rPr>
+                    <w:t xml:space="preserve"/>
+                  </w:r>
+                </w:p>
+              </w:tc>
+            </w:tr>
+          </w:tbl>
+          <w:p/>
+        </w:tc>
+        <w:tc>
+          <w:tcPr>
+            <w:tcW w:type="dxa" w:w="9146"/>
+            <w:tcMar>
+              <w:top w:type="dxa" w:w="100"/>
+              <w:left w:type="dxa" w:w="160"/>
+              <w:bottom w:type="dxa" w:w="140"/>
+              <w:right w:type="dxa" w:w="160"/>
+            </w:tcMar>
+          </w:tcPr>
+          <w:p>
+            <w:pPr>
+              <w:pBdr>
+                <w:bottom w:val="single" w:color="C9BFAE" w:sz="4"/>
+              </w:pBdr>
+              <w:spacing w:after="0" w:before="180"/>
+            </w:pPr>
+            <w:r>
+              <w:rPr>
+                <w:sz w:val="22"/>
+                <w:szCs w:val="22"/>
+              </w:rPr>
+              <w:t xml:space="preserve"/>
+            </w:r>
+          </w:p>
+          <w:p>
+            <w:pPr>
+              <w:pBdr>
+                <w:bottom w:val="single" w:color="C9BFAE" w:sz="4"/>
+              </w:pBdr>
+              <w:spacing w:after="0" w:before="180"/>
+            </w:pPr>
+            <w:r>
+              <w:rPr>
+                <w:sz w:val="22"/>
+                <w:szCs w:val="22"/>
+              </w:rPr>
+              <w:t xml:space="preserve"/>
+            </w:r>
+          </w:p>
+        </w:tc>
+      </w:tr>
+      <w:tr>
+        <w:tc>
+          <w:tcPr>
+            <w:tcW w:type="dxa" w:w="760"/>
+            <w:tcMar>
+              <w:top w:type="dxa" w:w="120"/>
+              <w:left w:type="dxa" w:w="120"/>
+              <w:bottom w:type="dxa" w:w="120"/>
+              <w:right w:type="dxa" w:w="40"/>
+            </w:tcMar>
+          </w:tcPr>
+          <w:p>
+            <w:pPr>
+              <w:spacing w:after="40"/>
+            </w:pPr>
+            <w:r>
+              <w:rPr>
+                <w:rFonts w:ascii="Georgia" w:cs="Georgia" w:eastAsia="Georgia" w:hAnsi="Georgia"/>
+                <w:b/>
+                <w:bCs/>
+                <w:color w:val="1D3C34"/>
                 <w:sz w:val="40"/>
                 <w:szCs w:val="40"/>
               </w:rPr>
@@ -1254,403 +1459,69 @@
         </w:tc>
         <w:tc>
           <w:tcPr>
-            <w:tcW w:type="dxa" w:w="2600"/>
-            <w:shd w:fill="F1EDE3" w:color="auto" w:val="clear"/>
+            <w:tcW w:type="dxa" w:w="9146"/>
             <w:tcMar>
               <w:top w:type="dxa" w:w="100"/>
-              <w:left w:type="dxa" w:w="100"/>
-              <w:bottom w:type="dxa" w:w="100"/>
-              <w:right w:type="dxa" w:w="100"/>
-            </w:tcMar>
-          </w:tcPr>
-          <w:p>
-            <w:pPr>
-              <w:spacing w:after="40"/>
-            </w:pPr>
-            <w:r>
-              <w:rPr>
-                <w:rFonts w:ascii="Calibri" w:cs="Calibri" w:eastAsia="Calibri" w:hAnsi="Calibri"/>
-                <w:color w:val="645D54"/>
-                <w:sz w:val="17"/>
-                <w:szCs w:val="17"/>
-              </w:rPr>
-              <w:t xml:space="preserve">Another quote, if you get there.</w:t>
-            </w:r>
-          </w:p>
-          <w:p>
-            <w:pPr>
-              <w:spacing w:after="40"/>
-            </w:pPr>
-            <w:r>
-              <w:rPr>
-                <w:rFonts w:ascii="Calibri" w:cs="Calibri" w:eastAsia="Calibri" w:hAnsi="Calibri"/>
-                <w:color w:val="645D54"/>
-                <w:sz w:val="17"/>
-                <w:szCs w:val="17"/>
-              </w:rPr>
-              <w:t xml:space="preserve"/>
-            </w:r>
-          </w:p>
-        </w:tc>
-        <w:tc>
-          <w:tcPr>
-            <w:tcW w:type="dxa" w:w="6606"/>
-            <w:tcMar>
-              <w:top w:type="dxa" w:w="100"/>
-              <w:left w:type="dxa" w:w="120"/>
-              <w:bottom w:type="dxa" w:w="100"/>
-              <w:right w:type="dxa" w:w="120"/>
-            </w:tcMar>
-          </w:tcPr>
-          <w:p/>
+              <w:left w:type="dxa" w:w="160"/>
+              <w:bottom w:type="dxa" w:w="140"/>
+              <w:right w:type="dxa" w:w="160"/>
+            </w:tcMar>
+          </w:tcPr>
+          <w:p>
+            <w:pPr>
+              <w:pBdr>
+                <w:bottom w:val="single" w:color="C9BFAE" w:sz="4"/>
+              </w:pBdr>
+              <w:spacing w:after="0" w:before="180"/>
+            </w:pPr>
+            <w:r>
+              <w:rPr>
+                <w:sz w:val="22"/>
+                <w:szCs w:val="22"/>
+              </w:rPr>
+              <w:t xml:space="preserve"/>
+            </w:r>
+          </w:p>
+          <w:p>
+            <w:pPr>
+              <w:pBdr>
+                <w:bottom w:val="single" w:color="C9BFAE" w:sz="4"/>
+              </w:pBdr>
+              <w:spacing w:after="0" w:before="180"/>
+            </w:pPr>
+            <w:r>
+              <w:rPr>
+                <w:sz w:val="22"/>
+                <w:szCs w:val="22"/>
+              </w:rPr>
+              <w:t xml:space="preserve"/>
+            </w:r>
+          </w:p>
+          <w:p>
+            <w:pPr>
+              <w:pBdr>
+                <w:bottom w:val="single" w:color="C9BFAE" w:sz="4"/>
+              </w:pBdr>
+              <w:spacing w:after="0" w:before="180"/>
+            </w:pPr>
+            <w:r>
+              <w:rPr>
+                <w:sz w:val="22"/>
+                <w:szCs w:val="22"/>
+              </w:rPr>
+              <w:t xml:space="preserve"/>
+            </w:r>
+          </w:p>
         </w:tc>
       </w:tr>
       <w:tr>
-        <w:trPr>
-          <w:trHeight w:val="1700" w:hRule="atLeast"/>
-        </w:trPr>
-        <w:tc>
-          <w:tcPr>
-            <w:tcW w:type="dxa" w:w="700"/>
-            <w:tcMar>
-              <w:top w:type="dxa" w:w="100"/>
-              <w:left w:type="dxa" w:w="100"/>
-              <w:bottom w:type="dxa" w:w="100"/>
-              <w:right w:type="dxa" w:w="40"/>
-            </w:tcMar>
-          </w:tcPr>
-          <w:p>
-            <w:pPr>
-              <w:spacing w:after="40"/>
-            </w:pPr>
-            <w:r>
-              <w:rPr>
-                <w:rFonts w:ascii="Georgia" w:cs="Georgia" w:eastAsia="Georgia" w:hAnsi="Georgia"/>
-                <w:b/>
-                <w:bCs/>
-                <w:color w:val="1D3C34"/>
-                <w:sz w:val="40"/>
-                <w:szCs w:val="40"/>
-              </w:rPr>
-              <w:t xml:space="preserve">L</w:t>
-            </w:r>
-          </w:p>
-          <w:tbl>
-            <w:tblPr>
-              <w:tblW w:type="dxa" w:w="560"/>
-              <w:tblBorders>
-                <w:top w:val="none" w:color="FFFFFF" w:sz="0"/>
-                <w:left w:val="none" w:color="FFFFFF" w:sz="0"/>
-                <w:bottom w:val="none" w:color="FFFFFF" w:sz="0"/>
-                <w:right w:val="none" w:color="FFFFFF" w:sz="0"/>
-                <w:insideH w:val="single" w:color="auto" w:sz="4"/>
-                <w:insideV w:val="single" w:color="auto" w:sz="4"/>
-              </w:tblBorders>
-            </w:tblPr>
-            <w:tblGrid>
-              <w:gridCol w:w="160"/>
-              <w:gridCol w:w="160"/>
-              <w:gridCol w:w="240"/>
-            </w:tblGrid>
-            <w:tr>
-              <w:trPr>
-                <w:trHeight w:val="160" w:hRule="exact"/>
-              </w:trPr>
-              <w:tc>
-                <w:tcPr>
-                  <w:tcW w:type="dxa" w:w="160"/>
-                  <w:shd w:fill="7FB3E6" w:color="auto" w:val="clear"/>
-                  <w:tcMar>
-                    <w:top w:type="dxa" w:w="0"/>
-                    <w:left w:type="dxa" w:w="0"/>
-                    <w:bottom w:type="dxa" w:w="0"/>
-                    <w:right w:type="dxa" w:w="0"/>
-                  </w:tcMar>
-                </w:tcPr>
-                <w:p>
-                  <w:pPr>
-                    <w:spacing w:after="0" w:line="120" w:lineRule="exact"/>
-                  </w:pPr>
-                  <w:r>
-                    <w:rPr>
-                      <w:sz w:val="6"/>
-                      <w:szCs w:val="6"/>
-                    </w:rPr>
-                    <w:t xml:space="preserve"/>
-                  </w:r>
-                </w:p>
-              </w:tc>
-              <w:tc>
-                <w:tcPr>
-                  <w:tcW w:type="dxa" w:w="160"/>
-                  <w:shd w:fill="7FB3E6" w:color="auto" w:val="clear"/>
-                  <w:tcMar>
-                    <w:top w:type="dxa" w:w="0"/>
-                    <w:left w:type="dxa" w:w="0"/>
-                    <w:bottom w:type="dxa" w:w="0"/>
-                    <w:right w:type="dxa" w:w="0"/>
-                  </w:tcMar>
-                </w:tcPr>
-                <w:p>
-                  <w:pPr>
-                    <w:spacing w:after="0" w:line="120" w:lineRule="exact"/>
-                  </w:pPr>
-                  <w:r>
-                    <w:rPr>
-                      <w:sz w:val="6"/>
-                      <w:szCs w:val="6"/>
-                    </w:rPr>
-                    <w:t xml:space="preserve"/>
-                  </w:r>
-                </w:p>
-              </w:tc>
-              <w:tc>
-                <w:tcPr>
-                  <w:tcW w:type="dxa" w:w="240"/>
-                  <w:shd w:fill="8FD39A" w:color="auto" w:val="clear"/>
-                  <w:tcMar>
-                    <w:top w:type="dxa" w:w="0"/>
-                    <w:left w:type="dxa" w:w="0"/>
-                    <w:bottom w:type="dxa" w:w="0"/>
-                    <w:right w:type="dxa" w:w="0"/>
-                  </w:tcMar>
-                </w:tcPr>
-                <w:p>
-                  <w:pPr>
-                    <w:spacing w:after="0" w:line="120" w:lineRule="exact"/>
-                  </w:pPr>
-                  <w:r>
-                    <w:rPr>
-                      <w:sz w:val="6"/>
-                      <w:szCs w:val="6"/>
-                    </w:rPr>
-                    <w:t xml:space="preserve"/>
-                  </w:r>
-                </w:p>
-              </w:tc>
-            </w:tr>
-          </w:tbl>
-          <w:p/>
-        </w:tc>
-        <w:tc>
-          <w:tcPr>
-            <w:tcW w:type="dxa" w:w="2600"/>
-            <w:shd w:fill="F6F1E6" w:color="auto" w:val="clear"/>
-            <w:tcMar>
-              <w:top w:type="dxa" w:w="100"/>
-              <w:left w:type="dxa" w:w="100"/>
-              <w:bottom w:type="dxa" w:w="100"/>
-              <w:right w:type="dxa" w:w="100"/>
-            </w:tcMar>
-          </w:tcPr>
-          <w:p>
-            <w:pPr>
-              <w:spacing w:after="40"/>
-            </w:pPr>
-            <w:r>
-              <w:rPr>
-                <w:rFonts w:ascii="Calibri" w:cs="Calibri" w:eastAsia="Calibri" w:hAnsi="Calibri"/>
-                <w:color w:val="645D54"/>
-                <w:sz w:val="17"/>
-                <w:szCs w:val="17"/>
-              </w:rPr>
-              <w:t xml:space="preserve">So, because … and …, …</w:t>
-            </w:r>
-          </w:p>
-        </w:tc>
-        <w:tc>
-          <w:tcPr>
-            <w:tcW w:type="dxa" w:w="6606"/>
-            <w:tcMar>
-              <w:top w:type="dxa" w:w="100"/>
+        <w:tc>
+          <w:tcPr>
+            <w:tcW w:type="dxa" w:w="760"/>
+            <w:tcMar>
+              <w:top w:type="dxa" w:w="120"/>
               <w:left w:type="dxa" w:w="120"/>
-              <w:bottom w:type="dxa" w:w="100"/>
-              <w:right w:type="dxa" w:w="120"/>
-            </w:tcMar>
-          </w:tcPr>
-          <w:p/>
-        </w:tc>
-      </w:tr>
-    </w:tbl>
-    <w:p>
-      <w:r>
-        <w:br w:type="page"/>
-      </w:r>
-    </w:p>
-    <w:p>
-      <w:pPr>
-        <w:spacing w:after="80" w:before="260"/>
-      </w:pPr>
-      <w:r>
-        <w:rPr>
-          <w:rFonts w:ascii="Georgia" w:cs="Georgia" w:eastAsia="Georgia" w:hAnsi="Georgia"/>
-          <w:b/>
-          <w:bCs/>
-          <w:color w:val="1D3C34"/>
-          <w:sz w:val="24"/>
-          <w:szCs w:val="24"/>
-        </w:rPr>
-        <w:t xml:space="preserve">Paragraph 3</w:t>
-      </w:r>
-    </w:p>
-    <w:p>
-      <w:pPr>
-        <w:spacing w:after="100"/>
-      </w:pPr>
-      <w:r>
-        <w:rPr>
-          <w:rFonts w:ascii="Calibri" w:cs="Calibri" w:eastAsia="Calibri" w:hAnsi="Calibri"/>
-          <w:color w:val="645D54"/>
-          <w:sz w:val="18"/>
-          <w:szCs w:val="18"/>
-        </w:rPr>
-        <w:t xml:space="preserve">If you get there.</w:t>
-      </w:r>
-    </w:p>
-    <w:tbl>
-      <w:tblPr>
-        <w:tblW w:type="dxa" w:w="9906"/>
-        <w:tblBorders>
-          <w:top w:val="single" w:color="1D3C34" w:sz="8"/>
-          <w:left w:val="single" w:color="1D3C34" w:sz="8"/>
-          <w:bottom w:val="single" w:color="1D3C34" w:sz="8"/>
-          <w:right w:val="single" w:color="1D3C34" w:sz="8"/>
-          <w:insideH w:val="single" w:color="auto" w:sz="4"/>
-          <w:insideV w:val="single" w:color="auto" w:sz="4"/>
-        </w:tblBorders>
-      </w:tblPr>
-      <w:tblGrid>
-        <w:gridCol w:w="700"/>
-        <w:gridCol w:w="2600"/>
-        <w:gridCol w:w="6606"/>
-      </w:tblGrid>
-      <w:tr>
-        <w:trPr>
-          <w:trHeight w:val="1300" w:hRule="atLeast"/>
-        </w:trPr>
-        <w:tc>
-          <w:tcPr>
-            <w:tcW w:type="dxa" w:w="700"/>
-            <w:tcMar>
-              <w:top w:type="dxa" w:w="100"/>
-              <w:left w:type="dxa" w:w="100"/>
-              <w:bottom w:type="dxa" w:w="100"/>
-              <w:right w:type="dxa" w:w="40"/>
-            </w:tcMar>
-          </w:tcPr>
-          <w:p>
-            <w:pPr>
-              <w:spacing w:after="40"/>
-            </w:pPr>
-            <w:r>
-              <w:rPr>
-                <w:rFonts w:ascii="Georgia" w:cs="Georgia" w:eastAsia="Georgia" w:hAnsi="Georgia"/>
-                <w:b/>
-                <w:bCs/>
-                <w:color w:val="1D3C34"/>
-                <w:sz w:val="40"/>
-                <w:szCs w:val="40"/>
-              </w:rPr>
-              <w:t xml:space="preserve">T</w:t>
-            </w:r>
-          </w:p>
-          <w:tbl>
-            <w:tblPr>
-              <w:tblW w:type="dxa" w:w="560"/>
-              <w:tblBorders>
-                <w:top w:val="none" w:color="FFFFFF" w:sz="0"/>
-                <w:left w:val="none" w:color="FFFFFF" w:sz="0"/>
-                <w:bottom w:val="none" w:color="FFFFFF" w:sz="0"/>
-                <w:right w:val="none" w:color="FFFFFF" w:sz="0"/>
-                <w:insideH w:val="single" w:color="auto" w:sz="4"/>
-                <w:insideV w:val="single" w:color="auto" w:sz="4"/>
-              </w:tblBorders>
-            </w:tblPr>
-            <w:tblGrid>
-              <w:gridCol w:w="560"/>
-            </w:tblGrid>
-            <w:tr>
-              <w:trPr>
-                <w:trHeight w:val="160" w:hRule="exact"/>
-              </w:trPr>
-              <w:tc>
-                <w:tcPr>
-                  <w:tcW w:type="dxa" w:w="560"/>
-                  <w:shd w:fill="7FB3E6" w:color="auto" w:val="clear"/>
-                  <w:tcMar>
-                    <w:top w:type="dxa" w:w="0"/>
-                    <w:left w:type="dxa" w:w="0"/>
-                    <w:bottom w:type="dxa" w:w="0"/>
-                    <w:right w:type="dxa" w:w="0"/>
-                  </w:tcMar>
-                </w:tcPr>
-                <w:p>
-                  <w:pPr>
-                    <w:spacing w:after="0" w:line="120" w:lineRule="exact"/>
-                  </w:pPr>
-                  <w:r>
-                    <w:rPr>
-                      <w:sz w:val="6"/>
-                      <w:szCs w:val="6"/>
-                    </w:rPr>
-                    <w:t xml:space="preserve"/>
-                  </w:r>
-                </w:p>
-              </w:tc>
-            </w:tr>
-          </w:tbl>
-          <w:p/>
-        </w:tc>
-        <w:tc>
-          <w:tcPr>
-            <w:tcW w:type="dxa" w:w="2600"/>
-            <w:shd w:fill="F6F1E6" w:color="auto" w:val="clear"/>
-            <w:tcMar>
-              <w:top w:type="dxa" w:w="100"/>
-              <w:left w:type="dxa" w:w="100"/>
-              <w:bottom w:type="dxa" w:w="100"/>
-              <w:right w:type="dxa" w:w="100"/>
-            </w:tcMar>
-          </w:tcPr>
-          <w:p>
-            <w:pPr>
-              <w:spacing w:after="40"/>
-            </w:pPr>
-            <w:r>
-              <w:rPr>
-                <w:rFonts w:ascii="Calibri" w:cs="Calibri" w:eastAsia="Calibri" w:hAnsi="Calibri"/>
-                <w:color w:val="645D54"/>
-                <w:sz w:val="17"/>
-                <w:szCs w:val="17"/>
-              </w:rPr>
-              <w:t xml:space="preserve">Your idea, in one sentence.</w:t>
-            </w:r>
-          </w:p>
-        </w:tc>
-        <w:tc>
-          <w:tcPr>
-            <w:tcW w:type="dxa" w:w="6606"/>
-            <w:tcMar>
-              <w:top w:type="dxa" w:w="100"/>
-              <w:left w:type="dxa" w:w="120"/>
-              <w:bottom w:type="dxa" w:w="100"/>
-              <w:right w:type="dxa" w:w="120"/>
-            </w:tcMar>
-          </w:tcPr>
-          <w:p/>
-        </w:tc>
-      </w:tr>
-      <w:tr>
-        <w:trPr>
-          <w:trHeight w:val="2000" w:hRule="atLeast"/>
-        </w:trPr>
-        <w:tc>
-          <w:tcPr>
-            <w:tcW w:type="dxa" w:w="700"/>
-            <w:tcMar>
-              <w:top w:type="dxa" w:w="100"/>
-              <w:left w:type="dxa" w:w="100"/>
-              <w:bottom w:type="dxa" w:w="100"/>
+              <w:bottom w:type="dxa" w:w="120"/>
               <w:right w:type="dxa" w:w="40"/>
             </w:tcMar>
           </w:tcPr>
@@ -1794,68 +1665,69 @@
         </w:tc>
         <w:tc>
           <w:tcPr>
-            <w:tcW w:type="dxa" w:w="2600"/>
-            <w:shd w:fill="F6F1E6" w:color="auto" w:val="clear"/>
+            <w:tcW w:type="dxa" w:w="9146"/>
             <w:tcMar>
               <w:top w:type="dxa" w:w="100"/>
-              <w:left w:type="dxa" w:w="100"/>
-              <w:bottom w:type="dxa" w:w="100"/>
-              <w:right w:type="dxa" w:w="100"/>
-            </w:tcMar>
-          </w:tcPr>
-          <w:p>
-            <w:pPr>
-              <w:spacing w:after="40"/>
-            </w:pPr>
-            <w:r>
-              <w:rPr>
-                <w:rFonts w:ascii="Calibri" w:cs="Calibri" w:eastAsia="Calibri" w:hAnsi="Calibri"/>
-                <w:color w:val="645D54"/>
-                <w:sz w:val="17"/>
-                <w:szCs w:val="17"/>
-              </w:rPr>
-              <w:t xml:space="preserve">When …, “…”</w:t>
-            </w:r>
-          </w:p>
-          <w:p>
-            <w:pPr>
-              <w:spacing w:after="40"/>
-            </w:pPr>
-            <w:r>
-              <w:rPr>
-                <w:rFonts w:ascii="Calibri" w:cs="Calibri" w:eastAsia="Calibri" w:hAnsi="Calibri"/>
-                <w:color w:val="645D54"/>
-                <w:sz w:val="17"/>
-                <w:szCs w:val="17"/>
-              </w:rPr>
-              <w:t xml:space="preserve">This shows that …, which …</w:t>
-            </w:r>
-          </w:p>
-        </w:tc>
-        <w:tc>
-          <w:tcPr>
-            <w:tcW w:type="dxa" w:w="6606"/>
-            <w:tcMar>
-              <w:top w:type="dxa" w:w="100"/>
-              <w:left w:type="dxa" w:w="120"/>
-              <w:bottom w:type="dxa" w:w="100"/>
-              <w:right w:type="dxa" w:w="120"/>
-            </w:tcMar>
-          </w:tcPr>
-          <w:p/>
+              <w:left w:type="dxa" w:w="160"/>
+              <w:bottom w:type="dxa" w:w="140"/>
+              <w:right w:type="dxa" w:w="160"/>
+            </w:tcMar>
+          </w:tcPr>
+          <w:p>
+            <w:pPr>
+              <w:pBdr>
+                <w:bottom w:val="single" w:color="C9BFAE" w:sz="4"/>
+              </w:pBdr>
+              <w:spacing w:after="0" w:before="180"/>
+            </w:pPr>
+            <w:r>
+              <w:rPr>
+                <w:sz w:val="22"/>
+                <w:szCs w:val="22"/>
+              </w:rPr>
+              <w:t xml:space="preserve"/>
+            </w:r>
+          </w:p>
+          <w:p>
+            <w:pPr>
+              <w:pBdr>
+                <w:bottom w:val="single" w:color="C9BFAE" w:sz="4"/>
+              </w:pBdr>
+              <w:spacing w:after="0" w:before="180"/>
+            </w:pPr>
+            <w:r>
+              <w:rPr>
+                <w:sz w:val="22"/>
+                <w:szCs w:val="22"/>
+              </w:rPr>
+              <w:t xml:space="preserve"/>
+            </w:r>
+          </w:p>
+          <w:p>
+            <w:pPr>
+              <w:pBdr>
+                <w:bottom w:val="single" w:color="C9BFAE" w:sz="4"/>
+              </w:pBdr>
+              <w:spacing w:after="0" w:before="180"/>
+            </w:pPr>
+            <w:r>
+              <w:rPr>
+                <w:sz w:val="22"/>
+                <w:szCs w:val="22"/>
+              </w:rPr>
+              <w:t xml:space="preserve"/>
+            </w:r>
+          </w:p>
         </w:tc>
       </w:tr>
       <w:tr>
-        <w:trPr>
-          <w:trHeight w:val="2000" w:hRule="atLeast"/>
-        </w:trPr>
-        <w:tc>
-          <w:tcPr>
-            <w:tcW w:type="dxa" w:w="700"/>
-            <w:tcMar>
-              <w:top w:type="dxa" w:w="100"/>
-              <w:left w:type="dxa" w:w="100"/>
-              <w:bottom w:type="dxa" w:w="100"/>
+        <w:tc>
+          <w:tcPr>
+            <w:tcW w:type="dxa" w:w="760"/>
+            <w:tcMar>
+              <w:top w:type="dxa" w:w="120"/>
+              <w:left w:type="dxa" w:w="120"/>
+              <w:bottom w:type="dxa" w:w="120"/>
               <w:right w:type="dxa" w:w="40"/>
             </w:tcMar>
           </w:tcPr>
@@ -1868,7 +1740,7 @@
                 <w:rFonts w:ascii="Georgia" w:cs="Georgia" w:eastAsia="Georgia" w:hAnsi="Georgia"/>
                 <w:b/>
                 <w:bCs/>
-                <w:color w:val="1D3C34"/>
+                <w:color w:val="645D54"/>
                 <w:sz w:val="40"/>
                 <w:szCs w:val="40"/>
               </w:rPr>
@@ -1999,18 +1871,17 @@
         </w:tc>
         <w:tc>
           <w:tcPr>
-            <w:tcW w:type="dxa" w:w="2600"/>
-            <w:shd w:fill="F6F1E6" w:color="auto" w:val="clear"/>
+            <w:tcW w:type="dxa" w:w="9146"/>
             <w:tcMar>
               <w:top w:type="dxa" w:w="100"/>
-              <w:left w:type="dxa" w:w="100"/>
-              <w:bottom w:type="dxa" w:w="100"/>
-              <w:right w:type="dxa" w:w="100"/>
-            </w:tcMar>
-          </w:tcPr>
-          <w:p>
-            <w:pPr>
-              <w:spacing w:after="40"/>
+              <w:left w:type="dxa" w:w="160"/>
+              <w:bottom w:type="dxa" w:w="140"/>
+              <w:right w:type="dxa" w:w="160"/>
+            </w:tcMar>
+          </w:tcPr>
+          <w:p>
+            <w:pPr>
+              <w:spacing w:after="0"/>
             </w:pPr>
             <w:r>
               <w:rPr>
@@ -2019,48 +1890,49 @@
                 <w:sz w:val="17"/>
                 <w:szCs w:val="17"/>
               </w:rPr>
-              <w:t xml:space="preserve">Later, “…”</w:t>
-            </w:r>
-          </w:p>
-          <w:p>
-            <w:pPr>
-              <w:spacing w:after="40"/>
-            </w:pPr>
-            <w:r>
-              <w:rPr>
-                <w:rFonts w:ascii="Calibri" w:cs="Calibri" w:eastAsia="Calibri" w:hAnsi="Calibri"/>
-                <w:color w:val="645D54"/>
-                <w:sz w:val="17"/>
-                <w:szCs w:val="17"/>
-              </w:rPr>
-              <w:t xml:space="preserve">This shows that …, which …</w:t>
-            </w:r>
-          </w:p>
-        </w:tc>
-        <w:tc>
-          <w:tcPr>
-            <w:tcW w:type="dxa" w:w="6606"/>
-            <w:tcMar>
-              <w:top w:type="dxa" w:w="100"/>
-              <w:left w:type="dxa" w:w="120"/>
-              <w:bottom w:type="dxa" w:w="100"/>
-              <w:right w:type="dxa" w:w="120"/>
-            </w:tcMar>
-          </w:tcPr>
-          <w:p/>
+              <w:t xml:space="preserve">if you get there</w:t>
+            </w:r>
+          </w:p>
+          <w:p>
+            <w:pPr>
+              <w:pBdr>
+                <w:bottom w:val="single" w:color="C9BFAE" w:sz="4"/>
+              </w:pBdr>
+              <w:spacing w:after="0" w:before="180"/>
+            </w:pPr>
+            <w:r>
+              <w:rPr>
+                <w:sz w:val="22"/>
+                <w:szCs w:val="22"/>
+              </w:rPr>
+              <w:t xml:space="preserve"/>
+            </w:r>
+          </w:p>
+          <w:p>
+            <w:pPr>
+              <w:pBdr>
+                <w:bottom w:val="single" w:color="C9BFAE" w:sz="4"/>
+              </w:pBdr>
+              <w:spacing w:after="0" w:before="180"/>
+            </w:pPr>
+            <w:r>
+              <w:rPr>
+                <w:sz w:val="22"/>
+                <w:szCs w:val="22"/>
+              </w:rPr>
+              <w:t xml:space="preserve"/>
+            </w:r>
+          </w:p>
         </w:tc>
       </w:tr>
       <w:tr>
-        <w:trPr>
-          <w:trHeight w:val="1400" w:hRule="atLeast"/>
-        </w:trPr>
-        <w:tc>
-          <w:tcPr>
-            <w:tcW w:type="dxa" w:w="700"/>
-            <w:tcMar>
-              <w:top w:type="dxa" w:w="100"/>
-              <w:left w:type="dxa" w:w="100"/>
-              <w:bottom w:type="dxa" w:w="100"/>
+        <w:tc>
+          <w:tcPr>
+            <w:tcW w:type="dxa" w:w="760"/>
+            <w:tcMar>
+              <w:top w:type="dxa" w:w="120"/>
+              <w:left w:type="dxa" w:w="120"/>
+              <w:bottom w:type="dxa" w:w="120"/>
               <w:right w:type="dxa" w:w="40"/>
             </w:tcMar>
           </w:tcPr>
@@ -2073,7 +1945,356 @@
                 <w:rFonts w:ascii="Georgia" w:cs="Georgia" w:eastAsia="Georgia" w:hAnsi="Georgia"/>
                 <w:b/>
                 <w:bCs/>
-                <w:color w:val="645D54"/>
+                <w:color w:val="1D3C34"/>
+                <w:sz w:val="40"/>
+                <w:szCs w:val="40"/>
+              </w:rPr>
+              <w:t xml:space="preserve">L</w:t>
+            </w:r>
+          </w:p>
+          <w:tbl>
+            <w:tblPr>
+              <w:tblW w:type="dxa" w:w="560"/>
+              <w:tblBorders>
+                <w:top w:val="none" w:color="FFFFFF" w:sz="0"/>
+                <w:left w:val="none" w:color="FFFFFF" w:sz="0"/>
+                <w:bottom w:val="none" w:color="FFFFFF" w:sz="0"/>
+                <w:right w:val="none" w:color="FFFFFF" w:sz="0"/>
+                <w:insideH w:val="single" w:color="auto" w:sz="4"/>
+                <w:insideV w:val="single" w:color="auto" w:sz="4"/>
+              </w:tblBorders>
+            </w:tblPr>
+            <w:tblGrid>
+              <w:gridCol w:w="160"/>
+              <w:gridCol w:w="160"/>
+              <w:gridCol w:w="240"/>
+            </w:tblGrid>
+            <w:tr>
+              <w:trPr>
+                <w:trHeight w:val="160" w:hRule="exact"/>
+              </w:trPr>
+              <w:tc>
+                <w:tcPr>
+                  <w:tcW w:type="dxa" w:w="160"/>
+                  <w:shd w:fill="7FB3E6" w:color="auto" w:val="clear"/>
+                  <w:tcMar>
+                    <w:top w:type="dxa" w:w="0"/>
+                    <w:left w:type="dxa" w:w="0"/>
+                    <w:bottom w:type="dxa" w:w="0"/>
+                    <w:right w:type="dxa" w:w="0"/>
+                  </w:tcMar>
+                </w:tcPr>
+                <w:p>
+                  <w:pPr>
+                    <w:spacing w:after="0" w:line="120" w:lineRule="exact"/>
+                  </w:pPr>
+                  <w:r>
+                    <w:rPr>
+                      <w:sz w:val="6"/>
+                      <w:szCs w:val="6"/>
+                    </w:rPr>
+                    <w:t xml:space="preserve"/>
+                  </w:r>
+                </w:p>
+              </w:tc>
+              <w:tc>
+                <w:tcPr>
+                  <w:tcW w:type="dxa" w:w="160"/>
+                  <w:shd w:fill="7FB3E6" w:color="auto" w:val="clear"/>
+                  <w:tcMar>
+                    <w:top w:type="dxa" w:w="0"/>
+                    <w:left w:type="dxa" w:w="0"/>
+                    <w:bottom w:type="dxa" w:w="0"/>
+                    <w:right w:type="dxa" w:w="0"/>
+                  </w:tcMar>
+                </w:tcPr>
+                <w:p>
+                  <w:pPr>
+                    <w:spacing w:after="0" w:line="120" w:lineRule="exact"/>
+                  </w:pPr>
+                  <w:r>
+                    <w:rPr>
+                      <w:sz w:val="6"/>
+                      <w:szCs w:val="6"/>
+                    </w:rPr>
+                    <w:t xml:space="preserve"/>
+                  </w:r>
+                </w:p>
+              </w:tc>
+              <w:tc>
+                <w:tcPr>
+                  <w:tcW w:type="dxa" w:w="240"/>
+                  <w:shd w:fill="8FD39A" w:color="auto" w:val="clear"/>
+                  <w:tcMar>
+                    <w:top w:type="dxa" w:w="0"/>
+                    <w:left w:type="dxa" w:w="0"/>
+                    <w:bottom w:type="dxa" w:w="0"/>
+                    <w:right w:type="dxa" w:w="0"/>
+                  </w:tcMar>
+                </w:tcPr>
+                <w:p>
+                  <w:pPr>
+                    <w:spacing w:after="0" w:line="120" w:lineRule="exact"/>
+                  </w:pPr>
+                  <w:r>
+                    <w:rPr>
+                      <w:sz w:val="6"/>
+                      <w:szCs w:val="6"/>
+                    </w:rPr>
+                    <w:t xml:space="preserve"/>
+                  </w:r>
+                </w:p>
+              </w:tc>
+            </w:tr>
+          </w:tbl>
+          <w:p/>
+        </w:tc>
+        <w:tc>
+          <w:tcPr>
+            <w:tcW w:type="dxa" w:w="9146"/>
+            <w:tcMar>
+              <w:top w:type="dxa" w:w="100"/>
+              <w:left w:type="dxa" w:w="160"/>
+              <w:bottom w:type="dxa" w:w="140"/>
+              <w:right w:type="dxa" w:w="160"/>
+            </w:tcMar>
+          </w:tcPr>
+          <w:p>
+            <w:pPr>
+              <w:pBdr>
+                <w:bottom w:val="single" w:color="C9BFAE" w:sz="4"/>
+              </w:pBdr>
+              <w:spacing w:after="0" w:before="180"/>
+            </w:pPr>
+            <w:r>
+              <w:rPr>
+                <w:sz w:val="22"/>
+                <w:szCs w:val="22"/>
+              </w:rPr>
+              <w:t xml:space="preserve"/>
+            </w:r>
+          </w:p>
+          <w:p>
+            <w:pPr>
+              <w:pBdr>
+                <w:bottom w:val="single" w:color="C9BFAE" w:sz="4"/>
+              </w:pBdr>
+              <w:spacing w:after="0" w:before="180"/>
+            </w:pPr>
+            <w:r>
+              <w:rPr>
+                <w:sz w:val="22"/>
+                <w:szCs w:val="22"/>
+              </w:rPr>
+              <w:t xml:space="preserve"/>
+            </w:r>
+          </w:p>
+          <w:p>
+            <w:pPr>
+              <w:pBdr>
+                <w:bottom w:val="single" w:color="C9BFAE" w:sz="4"/>
+              </w:pBdr>
+              <w:spacing w:after="0" w:before="180"/>
+            </w:pPr>
+            <w:r>
+              <w:rPr>
+                <w:sz w:val="22"/>
+                <w:szCs w:val="22"/>
+              </w:rPr>
+              <w:t xml:space="preserve"/>
+            </w:r>
+          </w:p>
+        </w:tc>
+      </w:tr>
+    </w:tbl>
+    <w:p>
+      <w:r>
+        <w:br w:type="page"/>
+      </w:r>
+    </w:p>
+    <w:p>
+      <w:pPr>
+        <w:spacing w:after="80" w:before="260"/>
+      </w:pPr>
+      <w:r>
+        <w:rPr>
+          <w:rFonts w:ascii="Georgia" w:cs="Georgia" w:eastAsia="Georgia" w:hAnsi="Georgia"/>
+          <w:b/>
+          <w:bCs/>
+          <w:color w:val="1D3C34"/>
+          <w:sz w:val="24"/>
+          <w:szCs w:val="24"/>
+        </w:rPr>
+        <w:t xml:space="preserve">Another paragraph</w:t>
+      </w:r>
+    </w:p>
+    <w:p>
+      <w:pPr>
+        <w:spacing w:after="100"/>
+      </w:pPr>
+      <w:r>
+        <w:rPr>
+          <w:rFonts w:ascii="Calibri" w:cs="Calibri" w:eastAsia="Calibri" w:hAnsi="Calibri"/>
+          <w:color w:val="645D54"/>
+          <w:sz w:val="18"/>
+          <w:szCs w:val="18"/>
+        </w:rPr>
+        <w:t xml:space="preserve">If you get there.</w:t>
+      </w:r>
+    </w:p>
+    <w:tbl>
+      <w:tblPr>
+        <w:tblW w:type="dxa" w:w="9906"/>
+        <w:tblBorders>
+          <w:top w:val="single" w:color="1D3C34" w:sz="8"/>
+          <w:left w:val="single" w:color="1D3C34" w:sz="8"/>
+          <w:bottom w:val="single" w:color="1D3C34" w:sz="8"/>
+          <w:right w:val="single" w:color="1D3C34" w:sz="8"/>
+          <w:insideH w:val="single" w:color="auto" w:sz="4"/>
+          <w:insideV w:val="single" w:color="auto" w:sz="4"/>
+        </w:tblBorders>
+      </w:tblPr>
+      <w:tblGrid>
+        <w:gridCol w:w="760"/>
+        <w:gridCol w:w="9146"/>
+      </w:tblGrid>
+      <w:tr>
+        <w:tc>
+          <w:tcPr>
+            <w:tcW w:type="dxa" w:w="760"/>
+            <w:tcMar>
+              <w:top w:type="dxa" w:w="120"/>
+              <w:left w:type="dxa" w:w="120"/>
+              <w:bottom w:type="dxa" w:w="120"/>
+              <w:right w:type="dxa" w:w="40"/>
+            </w:tcMar>
+          </w:tcPr>
+          <w:p>
+            <w:pPr>
+              <w:spacing w:after="40"/>
+            </w:pPr>
+            <w:r>
+              <w:rPr>
+                <w:rFonts w:ascii="Georgia" w:cs="Georgia" w:eastAsia="Georgia" w:hAnsi="Georgia"/>
+                <w:b/>
+                <w:bCs/>
+                <w:color w:val="1D3C34"/>
+                <w:sz w:val="40"/>
+                <w:szCs w:val="40"/>
+              </w:rPr>
+              <w:t xml:space="preserve">T</w:t>
+            </w:r>
+          </w:p>
+          <w:tbl>
+            <w:tblPr>
+              <w:tblW w:type="dxa" w:w="560"/>
+              <w:tblBorders>
+                <w:top w:val="none" w:color="FFFFFF" w:sz="0"/>
+                <w:left w:val="none" w:color="FFFFFF" w:sz="0"/>
+                <w:bottom w:val="none" w:color="FFFFFF" w:sz="0"/>
+                <w:right w:val="none" w:color="FFFFFF" w:sz="0"/>
+                <w:insideH w:val="single" w:color="auto" w:sz="4"/>
+                <w:insideV w:val="single" w:color="auto" w:sz="4"/>
+              </w:tblBorders>
+            </w:tblPr>
+            <w:tblGrid>
+              <w:gridCol w:w="560"/>
+            </w:tblGrid>
+            <w:tr>
+              <w:trPr>
+                <w:trHeight w:val="160" w:hRule="exact"/>
+              </w:trPr>
+              <w:tc>
+                <w:tcPr>
+                  <w:tcW w:type="dxa" w:w="560"/>
+                  <w:shd w:fill="7FB3E6" w:color="auto" w:val="clear"/>
+                  <w:tcMar>
+                    <w:top w:type="dxa" w:w="0"/>
+                    <w:left w:type="dxa" w:w="0"/>
+                    <w:bottom w:type="dxa" w:w="0"/>
+                    <w:right w:type="dxa" w:w="0"/>
+                  </w:tcMar>
+                </w:tcPr>
+                <w:p>
+                  <w:pPr>
+                    <w:spacing w:after="0" w:line="120" w:lineRule="exact"/>
+                  </w:pPr>
+                  <w:r>
+                    <w:rPr>
+                      <w:sz w:val="6"/>
+                      <w:szCs w:val="6"/>
+                    </w:rPr>
+                    <w:t xml:space="preserve"/>
+                  </w:r>
+                </w:p>
+              </w:tc>
+            </w:tr>
+          </w:tbl>
+          <w:p/>
+        </w:tc>
+        <w:tc>
+          <w:tcPr>
+            <w:tcW w:type="dxa" w:w="9146"/>
+            <w:tcMar>
+              <w:top w:type="dxa" w:w="100"/>
+              <w:left w:type="dxa" w:w="160"/>
+              <w:bottom w:type="dxa" w:w="140"/>
+              <w:right w:type="dxa" w:w="160"/>
+            </w:tcMar>
+          </w:tcPr>
+          <w:p>
+            <w:pPr>
+              <w:pBdr>
+                <w:bottom w:val="single" w:color="C9BFAE" w:sz="4"/>
+              </w:pBdr>
+              <w:spacing w:after="0" w:before="180"/>
+            </w:pPr>
+            <w:r>
+              <w:rPr>
+                <w:sz w:val="22"/>
+                <w:szCs w:val="22"/>
+              </w:rPr>
+              <w:t xml:space="preserve"/>
+            </w:r>
+          </w:p>
+          <w:p>
+            <w:pPr>
+              <w:pBdr>
+                <w:bottom w:val="single" w:color="C9BFAE" w:sz="4"/>
+              </w:pBdr>
+              <w:spacing w:after="0" w:before="180"/>
+            </w:pPr>
+            <w:r>
+              <w:rPr>
+                <w:sz w:val="22"/>
+                <w:szCs w:val="22"/>
+              </w:rPr>
+              <w:t xml:space="preserve"/>
+            </w:r>
+          </w:p>
+        </w:tc>
+      </w:tr>
+      <w:tr>
+        <w:tc>
+          <w:tcPr>
+            <w:tcW w:type="dxa" w:w="760"/>
+            <w:tcMar>
+              <w:top w:type="dxa" w:w="120"/>
+              <w:left w:type="dxa" w:w="120"/>
+              <w:bottom w:type="dxa" w:w="120"/>
+              <w:right w:type="dxa" w:w="40"/>
+            </w:tcMar>
+          </w:tcPr>
+          <w:p>
+            <w:pPr>
+              <w:spacing w:after="40"/>
+            </w:pPr>
+            <w:r>
+              <w:rPr>
+                <w:rFonts w:ascii="Georgia" w:cs="Georgia" w:eastAsia="Georgia" w:hAnsi="Georgia"/>
+                <w:b/>
+                <w:bCs/>
+                <w:color w:val="1D3C34"/>
                 <w:sz w:val="40"/>
                 <w:szCs w:val="40"/>
               </w:rPr>
@@ -2204,18 +2425,429 @@
         </w:tc>
         <w:tc>
           <w:tcPr>
-            <w:tcW w:type="dxa" w:w="2600"/>
-            <w:shd w:fill="F1EDE3" w:color="auto" w:val="clear"/>
+            <w:tcW w:type="dxa" w:w="9146"/>
             <w:tcMar>
               <w:top w:type="dxa" w:w="100"/>
-              <w:left w:type="dxa" w:w="100"/>
-              <w:bottom w:type="dxa" w:w="100"/>
-              <w:right w:type="dxa" w:w="100"/>
+              <w:left w:type="dxa" w:w="160"/>
+              <w:bottom w:type="dxa" w:w="140"/>
+              <w:right w:type="dxa" w:w="160"/>
+            </w:tcMar>
+          </w:tcPr>
+          <w:p>
+            <w:pPr>
+              <w:pBdr>
+                <w:bottom w:val="single" w:color="C9BFAE" w:sz="4"/>
+              </w:pBdr>
+              <w:spacing w:after="0" w:before="180"/>
+            </w:pPr>
+            <w:r>
+              <w:rPr>
+                <w:sz w:val="22"/>
+                <w:szCs w:val="22"/>
+              </w:rPr>
+              <w:t xml:space="preserve"/>
+            </w:r>
+          </w:p>
+          <w:p>
+            <w:pPr>
+              <w:pBdr>
+                <w:bottom w:val="single" w:color="C9BFAE" w:sz="4"/>
+              </w:pBdr>
+              <w:spacing w:after="0" w:before="180"/>
+            </w:pPr>
+            <w:r>
+              <w:rPr>
+                <w:sz w:val="22"/>
+                <w:szCs w:val="22"/>
+              </w:rPr>
+              <w:t xml:space="preserve"/>
+            </w:r>
+          </w:p>
+          <w:p>
+            <w:pPr>
+              <w:pBdr>
+                <w:bottom w:val="single" w:color="C9BFAE" w:sz="4"/>
+              </w:pBdr>
+              <w:spacing w:after="0" w:before="180"/>
+            </w:pPr>
+            <w:r>
+              <w:rPr>
+                <w:sz w:val="22"/>
+                <w:szCs w:val="22"/>
+              </w:rPr>
+              <w:t xml:space="preserve"/>
+            </w:r>
+          </w:p>
+        </w:tc>
+      </w:tr>
+      <w:tr>
+        <w:tc>
+          <w:tcPr>
+            <w:tcW w:type="dxa" w:w="760"/>
+            <w:tcMar>
+              <w:top w:type="dxa" w:w="120"/>
+              <w:left w:type="dxa" w:w="120"/>
+              <w:bottom w:type="dxa" w:w="120"/>
+              <w:right w:type="dxa" w:w="40"/>
             </w:tcMar>
           </w:tcPr>
           <w:p>
             <w:pPr>
               <w:spacing w:after="40"/>
+            </w:pPr>
+            <w:r>
+              <w:rPr>
+                <w:rFonts w:ascii="Georgia" w:cs="Georgia" w:eastAsia="Georgia" w:hAnsi="Georgia"/>
+                <w:b/>
+                <w:bCs/>
+                <w:color w:val="1D3C34"/>
+                <w:sz w:val="40"/>
+                <w:szCs w:val="40"/>
+              </w:rPr>
+              <w:t xml:space="preserve">E</w:t>
+            </w:r>
+          </w:p>
+          <w:tbl>
+            <w:tblPr>
+              <w:tblW w:type="dxa" w:w="560"/>
+              <w:tblBorders>
+                <w:top w:val="none" w:color="FFFFFF" w:sz="0"/>
+                <w:left w:val="none" w:color="FFFFFF" w:sz="0"/>
+                <w:bottom w:val="none" w:color="FFFFFF" w:sz="0"/>
+                <w:right w:val="none" w:color="FFFFFF" w:sz="0"/>
+                <w:insideH w:val="single" w:color="auto" w:sz="4"/>
+                <w:insideV w:val="single" w:color="auto" w:sz="4"/>
+              </w:tblBorders>
+            </w:tblPr>
+            <w:tblGrid>
+              <w:gridCol w:w="168"/>
+              <w:gridCol w:w="56"/>
+              <w:gridCol w:w="168"/>
+              <w:gridCol w:w="168"/>
+            </w:tblGrid>
+            <w:tr>
+              <w:trPr>
+                <w:trHeight w:val="160" w:hRule="exact"/>
+              </w:trPr>
+              <w:tc>
+                <w:tcPr>
+                  <w:tcW w:type="dxa" w:w="168"/>
+                  <w:shd w:fill="F5D75A" w:color="auto" w:val="clear"/>
+                  <w:tcMar>
+                    <w:top w:type="dxa" w:w="0"/>
+                    <w:left w:type="dxa" w:w="0"/>
+                    <w:bottom w:type="dxa" w:w="0"/>
+                    <w:right w:type="dxa" w:w="0"/>
+                  </w:tcMar>
+                </w:tcPr>
+                <w:p>
+                  <w:pPr>
+                    <w:spacing w:after="0" w:line="120" w:lineRule="exact"/>
+                  </w:pPr>
+                  <w:r>
+                    <w:rPr>
+                      <w:sz w:val="6"/>
+                      <w:szCs w:val="6"/>
+                    </w:rPr>
+                    <w:t xml:space="preserve"/>
+                  </w:r>
+                </w:p>
+              </w:tc>
+              <w:tc>
+                <w:tcPr>
+                  <w:tcW w:type="dxa" w:w="56"/>
+                  <w:shd w:fill="F2B27A" w:color="auto" w:val="clear"/>
+                  <w:tcMar>
+                    <w:top w:type="dxa" w:w="0"/>
+                    <w:left w:type="dxa" w:w="0"/>
+                    <w:bottom w:type="dxa" w:w="0"/>
+                    <w:right w:type="dxa" w:w="0"/>
+                  </w:tcMar>
+                </w:tcPr>
+                <w:p>
+                  <w:pPr>
+                    <w:spacing w:after="0" w:line="120" w:lineRule="exact"/>
+                  </w:pPr>
+                  <w:r>
+                    <w:rPr>
+                      <w:sz w:val="6"/>
+                      <w:szCs w:val="6"/>
+                    </w:rPr>
+                    <w:t xml:space="preserve"/>
+                  </w:r>
+                </w:p>
+              </w:tc>
+              <w:tc>
+                <w:tcPr>
+                  <w:tcW w:type="dxa" w:w="168"/>
+                  <w:shd w:fill="7FB3E6" w:color="auto" w:val="clear"/>
+                  <w:tcMar>
+                    <w:top w:type="dxa" w:w="0"/>
+                    <w:left w:type="dxa" w:w="0"/>
+                    <w:bottom w:type="dxa" w:w="0"/>
+                    <w:right w:type="dxa" w:w="0"/>
+                  </w:tcMar>
+                </w:tcPr>
+                <w:p>
+                  <w:pPr>
+                    <w:spacing w:after="0" w:line="120" w:lineRule="exact"/>
+                  </w:pPr>
+                  <w:r>
+                    <w:rPr>
+                      <w:sz w:val="6"/>
+                      <w:szCs w:val="6"/>
+                    </w:rPr>
+                    <w:t xml:space="preserve"/>
+                  </w:r>
+                </w:p>
+              </w:tc>
+              <w:tc>
+                <w:tcPr>
+                  <w:tcW w:type="dxa" w:w="168"/>
+                  <w:shd w:fill="8FD39A" w:color="auto" w:val="clear"/>
+                  <w:tcMar>
+                    <w:top w:type="dxa" w:w="0"/>
+                    <w:left w:type="dxa" w:w="0"/>
+                    <w:bottom w:type="dxa" w:w="0"/>
+                    <w:right w:type="dxa" w:w="0"/>
+                  </w:tcMar>
+                </w:tcPr>
+                <w:p>
+                  <w:pPr>
+                    <w:spacing w:after="0" w:line="120" w:lineRule="exact"/>
+                  </w:pPr>
+                  <w:r>
+                    <w:rPr>
+                      <w:sz w:val="6"/>
+                      <w:szCs w:val="6"/>
+                    </w:rPr>
+                    <w:t xml:space="preserve"/>
+                  </w:r>
+                </w:p>
+              </w:tc>
+            </w:tr>
+          </w:tbl>
+          <w:p/>
+        </w:tc>
+        <w:tc>
+          <w:tcPr>
+            <w:tcW w:type="dxa" w:w="9146"/>
+            <w:tcMar>
+              <w:top w:type="dxa" w:w="100"/>
+              <w:left w:type="dxa" w:w="160"/>
+              <w:bottom w:type="dxa" w:w="140"/>
+              <w:right w:type="dxa" w:w="160"/>
+            </w:tcMar>
+          </w:tcPr>
+          <w:p>
+            <w:pPr>
+              <w:pBdr>
+                <w:bottom w:val="single" w:color="C9BFAE" w:sz="4"/>
+              </w:pBdr>
+              <w:spacing w:after="0" w:before="180"/>
+            </w:pPr>
+            <w:r>
+              <w:rPr>
+                <w:sz w:val="22"/>
+                <w:szCs w:val="22"/>
+              </w:rPr>
+              <w:t xml:space="preserve"/>
+            </w:r>
+          </w:p>
+          <w:p>
+            <w:pPr>
+              <w:pBdr>
+                <w:bottom w:val="single" w:color="C9BFAE" w:sz="4"/>
+              </w:pBdr>
+              <w:spacing w:after="0" w:before="180"/>
+            </w:pPr>
+            <w:r>
+              <w:rPr>
+                <w:sz w:val="22"/>
+                <w:szCs w:val="22"/>
+              </w:rPr>
+              <w:t xml:space="preserve"/>
+            </w:r>
+          </w:p>
+          <w:p>
+            <w:pPr>
+              <w:pBdr>
+                <w:bottom w:val="single" w:color="C9BFAE" w:sz="4"/>
+              </w:pBdr>
+              <w:spacing w:after="0" w:before="180"/>
+            </w:pPr>
+            <w:r>
+              <w:rPr>
+                <w:sz w:val="22"/>
+                <w:szCs w:val="22"/>
+              </w:rPr>
+              <w:t xml:space="preserve"/>
+            </w:r>
+          </w:p>
+        </w:tc>
+      </w:tr>
+      <w:tr>
+        <w:tc>
+          <w:tcPr>
+            <w:tcW w:type="dxa" w:w="760"/>
+            <w:tcMar>
+              <w:top w:type="dxa" w:w="120"/>
+              <w:left w:type="dxa" w:w="120"/>
+              <w:bottom w:type="dxa" w:w="120"/>
+              <w:right w:type="dxa" w:w="40"/>
+            </w:tcMar>
+          </w:tcPr>
+          <w:p>
+            <w:pPr>
+              <w:spacing w:after="40"/>
+            </w:pPr>
+            <w:r>
+              <w:rPr>
+                <w:rFonts w:ascii="Georgia" w:cs="Georgia" w:eastAsia="Georgia" w:hAnsi="Georgia"/>
+                <w:b/>
+                <w:bCs/>
+                <w:color w:val="645D54"/>
+                <w:sz w:val="40"/>
+                <w:szCs w:val="40"/>
+              </w:rPr>
+              <w:t xml:space="preserve">E</w:t>
+            </w:r>
+          </w:p>
+          <w:tbl>
+            <w:tblPr>
+              <w:tblW w:type="dxa" w:w="560"/>
+              <w:tblBorders>
+                <w:top w:val="none" w:color="FFFFFF" w:sz="0"/>
+                <w:left w:val="none" w:color="FFFFFF" w:sz="0"/>
+                <w:bottom w:val="none" w:color="FFFFFF" w:sz="0"/>
+                <w:right w:val="none" w:color="FFFFFF" w:sz="0"/>
+                <w:insideH w:val="single" w:color="auto" w:sz="4"/>
+                <w:insideV w:val="single" w:color="auto" w:sz="4"/>
+              </w:tblBorders>
+            </w:tblPr>
+            <w:tblGrid>
+              <w:gridCol w:w="168"/>
+              <w:gridCol w:w="56"/>
+              <w:gridCol w:w="168"/>
+              <w:gridCol w:w="168"/>
+            </w:tblGrid>
+            <w:tr>
+              <w:trPr>
+                <w:trHeight w:val="160" w:hRule="exact"/>
+              </w:trPr>
+              <w:tc>
+                <w:tcPr>
+                  <w:tcW w:type="dxa" w:w="168"/>
+                  <w:shd w:fill="F5D75A" w:color="auto" w:val="clear"/>
+                  <w:tcMar>
+                    <w:top w:type="dxa" w:w="0"/>
+                    <w:left w:type="dxa" w:w="0"/>
+                    <w:bottom w:type="dxa" w:w="0"/>
+                    <w:right w:type="dxa" w:w="0"/>
+                  </w:tcMar>
+                </w:tcPr>
+                <w:p>
+                  <w:pPr>
+                    <w:spacing w:after="0" w:line="120" w:lineRule="exact"/>
+                  </w:pPr>
+                  <w:r>
+                    <w:rPr>
+                      <w:sz w:val="6"/>
+                      <w:szCs w:val="6"/>
+                    </w:rPr>
+                    <w:t xml:space="preserve"/>
+                  </w:r>
+                </w:p>
+              </w:tc>
+              <w:tc>
+                <w:tcPr>
+                  <w:tcW w:type="dxa" w:w="56"/>
+                  <w:shd w:fill="F2B27A" w:color="auto" w:val="clear"/>
+                  <w:tcMar>
+                    <w:top w:type="dxa" w:w="0"/>
+                    <w:left w:type="dxa" w:w="0"/>
+                    <w:bottom w:type="dxa" w:w="0"/>
+                    <w:right w:type="dxa" w:w="0"/>
+                  </w:tcMar>
+                </w:tcPr>
+                <w:p>
+                  <w:pPr>
+                    <w:spacing w:after="0" w:line="120" w:lineRule="exact"/>
+                  </w:pPr>
+                  <w:r>
+                    <w:rPr>
+                      <w:sz w:val="6"/>
+                      <w:szCs w:val="6"/>
+                    </w:rPr>
+                    <w:t xml:space="preserve"/>
+                  </w:r>
+                </w:p>
+              </w:tc>
+              <w:tc>
+                <w:tcPr>
+                  <w:tcW w:type="dxa" w:w="168"/>
+                  <w:shd w:fill="7FB3E6" w:color="auto" w:val="clear"/>
+                  <w:tcMar>
+                    <w:top w:type="dxa" w:w="0"/>
+                    <w:left w:type="dxa" w:w="0"/>
+                    <w:bottom w:type="dxa" w:w="0"/>
+                    <w:right w:type="dxa" w:w="0"/>
+                  </w:tcMar>
+                </w:tcPr>
+                <w:p>
+                  <w:pPr>
+                    <w:spacing w:after="0" w:line="120" w:lineRule="exact"/>
+                  </w:pPr>
+                  <w:r>
+                    <w:rPr>
+                      <w:sz w:val="6"/>
+                      <w:szCs w:val="6"/>
+                    </w:rPr>
+                    <w:t xml:space="preserve"/>
+                  </w:r>
+                </w:p>
+              </w:tc>
+              <w:tc>
+                <w:tcPr>
+                  <w:tcW w:type="dxa" w:w="168"/>
+                  <w:shd w:fill="8FD39A" w:color="auto" w:val="clear"/>
+                  <w:tcMar>
+                    <w:top w:type="dxa" w:w="0"/>
+                    <w:left w:type="dxa" w:w="0"/>
+                    <w:bottom w:type="dxa" w:w="0"/>
+                    <w:right w:type="dxa" w:w="0"/>
+                  </w:tcMar>
+                </w:tcPr>
+                <w:p>
+                  <w:pPr>
+                    <w:spacing w:after="0" w:line="120" w:lineRule="exact"/>
+                  </w:pPr>
+                  <w:r>
+                    <w:rPr>
+                      <w:sz w:val="6"/>
+                      <w:szCs w:val="6"/>
+                    </w:rPr>
+                    <w:t xml:space="preserve"/>
+                  </w:r>
+                </w:p>
+              </w:tc>
+            </w:tr>
+          </w:tbl>
+          <w:p/>
+        </w:tc>
+        <w:tc>
+          <w:tcPr>
+            <w:tcW w:type="dxa" w:w="9146"/>
+            <w:tcMar>
+              <w:top w:type="dxa" w:w="100"/>
+              <w:left w:type="dxa" w:w="160"/>
+              <w:bottom w:type="dxa" w:w="140"/>
+              <w:right w:type="dxa" w:w="160"/>
+            </w:tcMar>
+          </w:tcPr>
+          <w:p>
+            <w:pPr>
+              <w:spacing w:after="0"/>
             </w:pPr>
             <w:r>
               <w:rPr>
@@ -2224,48 +2856,49 @@
                 <w:sz w:val="17"/>
                 <w:szCs w:val="17"/>
               </w:rPr>
-              <w:t xml:space="preserve">Another quote, if you get there.</w:t>
-            </w:r>
-          </w:p>
-          <w:p>
-            <w:pPr>
-              <w:spacing w:after="40"/>
-            </w:pPr>
-            <w:r>
-              <w:rPr>
-                <w:rFonts w:ascii="Calibri" w:cs="Calibri" w:eastAsia="Calibri" w:hAnsi="Calibri"/>
-                <w:color w:val="645D54"/>
-                <w:sz w:val="17"/>
-                <w:szCs w:val="17"/>
-              </w:rPr>
-              <w:t xml:space="preserve"/>
-            </w:r>
-          </w:p>
-        </w:tc>
-        <w:tc>
-          <w:tcPr>
-            <w:tcW w:type="dxa" w:w="6606"/>
-            <w:tcMar>
-              <w:top w:type="dxa" w:w="100"/>
-              <w:left w:type="dxa" w:w="120"/>
-              <w:bottom w:type="dxa" w:w="100"/>
-              <w:right w:type="dxa" w:w="120"/>
-            </w:tcMar>
-          </w:tcPr>
-          <w:p/>
+              <w:t xml:space="preserve">if you get there</w:t>
+            </w:r>
+          </w:p>
+          <w:p>
+            <w:pPr>
+              <w:pBdr>
+                <w:bottom w:val="single" w:color="C9BFAE" w:sz="4"/>
+              </w:pBdr>
+              <w:spacing w:after="0" w:before="180"/>
+            </w:pPr>
+            <w:r>
+              <w:rPr>
+                <w:sz w:val="22"/>
+                <w:szCs w:val="22"/>
+              </w:rPr>
+              <w:t xml:space="preserve"/>
+            </w:r>
+          </w:p>
+          <w:p>
+            <w:pPr>
+              <w:pBdr>
+                <w:bottom w:val="single" w:color="C9BFAE" w:sz="4"/>
+              </w:pBdr>
+              <w:spacing w:after="0" w:before="180"/>
+            </w:pPr>
+            <w:r>
+              <w:rPr>
+                <w:sz w:val="22"/>
+                <w:szCs w:val="22"/>
+              </w:rPr>
+              <w:t xml:space="preserve"/>
+            </w:r>
+          </w:p>
         </w:tc>
       </w:tr>
       <w:tr>
-        <w:trPr>
-          <w:trHeight w:val="1700" w:hRule="atLeast"/>
-        </w:trPr>
-        <w:tc>
-          <w:tcPr>
-            <w:tcW w:type="dxa" w:w="700"/>
-            <w:tcMar>
-              <w:top w:type="dxa" w:w="100"/>
-              <w:left w:type="dxa" w:w="100"/>
-              <w:bottom w:type="dxa" w:w="100"/>
+        <w:tc>
+          <w:tcPr>
+            <w:tcW w:type="dxa" w:w="760"/>
+            <w:tcMar>
+              <w:top w:type="dxa" w:w="120"/>
+              <w:left w:type="dxa" w:w="120"/>
+              <w:bottom w:type="dxa" w:w="120"/>
               <w:right w:type="dxa" w:w="40"/>
             </w:tcMar>
           </w:tcPr>
@@ -2384,44 +3017,67 @@
         </w:tc>
         <w:tc>
           <w:tcPr>
-            <w:tcW w:type="dxa" w:w="2600"/>
-            <w:shd w:fill="F6F1E6" w:color="auto" w:val="clear"/>
+            <w:tcW w:type="dxa" w:w="9146"/>
             <w:tcMar>
               <w:top w:type="dxa" w:w="100"/>
-              <w:left w:type="dxa" w:w="100"/>
-              <w:bottom w:type="dxa" w:w="100"/>
-              <w:right w:type="dxa" w:w="100"/>
-            </w:tcMar>
-          </w:tcPr>
-          <w:p>
-            <w:pPr>
-              <w:spacing w:after="40"/>
-            </w:pPr>
-            <w:r>
-              <w:rPr>
-                <w:rFonts w:ascii="Calibri" w:cs="Calibri" w:eastAsia="Calibri" w:hAnsi="Calibri"/>
-                <w:color w:val="645D54"/>
-                <w:sz w:val="17"/>
-                <w:szCs w:val="17"/>
-              </w:rPr>
-              <w:t xml:space="preserve">So, because … and …, …</w:t>
-            </w:r>
-          </w:p>
-        </w:tc>
-        <w:tc>
-          <w:tcPr>
-            <w:tcW w:type="dxa" w:w="6606"/>
-            <w:tcMar>
-              <w:top w:type="dxa" w:w="100"/>
-              <w:left w:type="dxa" w:w="120"/>
-              <w:bottom w:type="dxa" w:w="100"/>
-              <w:right w:type="dxa" w:w="120"/>
-            </w:tcMar>
-          </w:tcPr>
-          <w:p/>
+              <w:left w:type="dxa" w:w="160"/>
+              <w:bottom w:type="dxa" w:w="140"/>
+              <w:right w:type="dxa" w:w="160"/>
+            </w:tcMar>
+          </w:tcPr>
+          <w:p>
+            <w:pPr>
+              <w:pBdr>
+                <w:bottom w:val="single" w:color="C9BFAE" w:sz="4"/>
+              </w:pBdr>
+              <w:spacing w:after="0" w:before="180"/>
+            </w:pPr>
+            <w:r>
+              <w:rPr>
+                <w:sz w:val="22"/>
+                <w:szCs w:val="22"/>
+              </w:rPr>
+              <w:t xml:space="preserve"/>
+            </w:r>
+          </w:p>
+          <w:p>
+            <w:pPr>
+              <w:pBdr>
+                <w:bottom w:val="single" w:color="C9BFAE" w:sz="4"/>
+              </w:pBdr>
+              <w:spacing w:after="0" w:before="180"/>
+            </w:pPr>
+            <w:r>
+              <w:rPr>
+                <w:sz w:val="22"/>
+                <w:szCs w:val="22"/>
+              </w:rPr>
+              <w:t xml:space="preserve"/>
+            </w:r>
+          </w:p>
+          <w:p>
+            <w:pPr>
+              <w:pBdr>
+                <w:bottom w:val="single" w:color="C9BFAE" w:sz="4"/>
+              </w:pBdr>
+              <w:spacing w:after="0" w:before="180"/>
+            </w:pPr>
+            <w:r>
+              <w:rPr>
+                <w:sz w:val="22"/>
+                <w:szCs w:val="22"/>
+              </w:rPr>
+              <w:t xml:space="preserve"/>
+            </w:r>
+          </w:p>
         </w:tc>
       </w:tr>
     </w:tbl>
+    <w:p>
+      <w:r>
+        <w:br w:type="page"/>
+      </w:r>
+    </w:p>
     <w:p>
       <w:pPr>
         <w:spacing w:after="80" w:before="260"/>
@@ -2451,21 +3107,17 @@
         </w:tblBorders>
       </w:tblPr>
       <w:tblGrid>
-        <w:gridCol w:w="700"/>
-        <w:gridCol w:w="2600"/>
-        <w:gridCol w:w="6606"/>
+        <w:gridCol w:w="760"/>
+        <w:gridCol w:w="9146"/>
       </w:tblGrid>
       <w:tr>
-        <w:trPr>
-          <w:trHeight w:val="1700" w:hRule="atLeast"/>
-        </w:trPr>
-        <w:tc>
-          <w:tcPr>
-            <w:tcW w:type="dxa" w:w="700"/>
-            <w:tcMar>
-              <w:top w:type="dxa" w:w="100"/>
-              <w:left w:type="dxa" w:w="100"/>
-              <w:bottom w:type="dxa" w:w="100"/>
+        <w:tc>
+          <w:tcPr>
+            <w:tcW w:type="dxa" w:w="760"/>
+            <w:tcMar>
+              <w:top w:type="dxa" w:w="120"/>
+              <w:left w:type="dxa" w:w="120"/>
+              <w:bottom w:type="dxa" w:w="120"/>
               <w:right w:type="dxa" w:w="40"/>
             </w:tcMar>
           </w:tcPr>
@@ -2584,18 +3236,17 @@
         </w:tc>
         <w:tc>
           <w:tcPr>
-            <w:tcW w:type="dxa" w:w="2600"/>
-            <w:shd w:fill="F6F1E6" w:color="auto" w:val="clear"/>
+            <w:tcW w:type="dxa" w:w="9146"/>
             <w:tcMar>
               <w:top w:type="dxa" w:w="100"/>
-              <w:left w:type="dxa" w:w="100"/>
-              <w:bottom w:type="dxa" w:w="100"/>
-              <w:right w:type="dxa" w:w="100"/>
-            </w:tcMar>
-          </w:tcPr>
-          <w:p>
-            <w:pPr>
-              <w:spacing w:after="40"/>
+              <w:left w:type="dxa" w:w="160"/>
+              <w:bottom w:type="dxa" w:w="140"/>
+              <w:right w:type="dxa" w:w="160"/>
+            </w:tcMar>
+          </w:tcPr>
+          <w:p>
+            <w:pPr>
+              <w:spacing w:after="0"/>
             </w:pPr>
             <w:r>
               <w:rPr>
@@ -2604,43 +3255,57 @@
                 <w:sz w:val="17"/>
                 <w:szCs w:val="17"/>
               </w:rPr>
-              <w:t xml:space="preserve">So The Bone Sparrow shows that …</w:t>
-            </w:r>
-          </w:p>
-          <w:p>
-            <w:pPr>
-              <w:spacing w:after="40"/>
-            </w:pPr>
-            <w:r>
-              <w:rPr>
-                <w:rFonts w:ascii="Calibri" w:cs="Calibri" w:eastAsia="Calibri" w:hAnsi="Calibri"/>
-                <w:color w:val="645D54"/>
-                <w:sz w:val="17"/>
-                <w:szCs w:val="17"/>
-              </w:rPr>
-              <w:t xml:space="preserve">No new quotes.</w:t>
-            </w:r>
-          </w:p>
-        </w:tc>
-        <w:tc>
-          <w:tcPr>
-            <w:tcW w:type="dxa" w:w="6606"/>
-            <w:tcMar>
-              <w:top w:type="dxa" w:w="100"/>
-              <w:left w:type="dxa" w:w="120"/>
-              <w:bottom w:type="dxa" w:w="100"/>
-              <w:right w:type="dxa" w:w="120"/>
-            </w:tcMar>
-          </w:tcPr>
-          <w:p/>
+              <w:t xml:space="preserve">So The Bone Sparrow shows that … — no new quotes</w:t>
+            </w:r>
+          </w:p>
+          <w:p>
+            <w:pPr>
+              <w:pBdr>
+                <w:bottom w:val="single" w:color="C9BFAE" w:sz="4"/>
+              </w:pBdr>
+              <w:spacing w:after="0" w:before="180"/>
+            </w:pPr>
+            <w:r>
+              <w:rPr>
+                <w:sz w:val="22"/>
+                <w:szCs w:val="22"/>
+              </w:rPr>
+              <w:t xml:space="preserve"/>
+            </w:r>
+          </w:p>
+          <w:p>
+            <w:pPr>
+              <w:pBdr>
+                <w:bottom w:val="single" w:color="C9BFAE" w:sz="4"/>
+              </w:pBdr>
+              <w:spacing w:after="0" w:before="180"/>
+            </w:pPr>
+            <w:r>
+              <w:rPr>
+                <w:sz w:val="22"/>
+                <w:szCs w:val="22"/>
+              </w:rPr>
+              <w:t xml:space="preserve"/>
+            </w:r>
+          </w:p>
+          <w:p>
+            <w:pPr>
+              <w:pBdr>
+                <w:bottom w:val="single" w:color="C9BFAE" w:sz="4"/>
+              </w:pBdr>
+              <w:spacing w:after="0" w:before="180"/>
+            </w:pPr>
+            <w:r>
+              <w:rPr>
+                <w:sz w:val="22"/>
+                <w:szCs w:val="22"/>
+              </w:rPr>
+              <w:t xml:space="preserve"/>
+            </w:r>
+          </w:p>
         </w:tc>
       </w:tr>
     </w:tbl>
-    <w:p>
-      <w:r>
-        <w:br w:type="page"/>
-      </w:r>
-    </w:p>
     <w:p>
       <w:pPr>
         <w:spacing w:after="80" w:before="260"/>
@@ -2655,20 +3320,6 @@
           <w:szCs w:val="24"/>
         </w:rPr>
         <w:t xml:space="preserve">How did it go?</w:t>
-      </w:r>
-    </w:p>
-    <w:p>
-      <w:pPr>
-        <w:spacing w:after="120"/>
-      </w:pPr>
-      <w:r>
-        <w:rPr>
-          <w:rFonts w:ascii="Georgia" w:cs="Georgia" w:eastAsia="Georgia" w:hAnsi="Georgia"/>
-          <w:color w:val="1E211F"/>
-          <w:sz w:val="22"/>
-          <w:szCs w:val="22"/>
-        </w:rPr>
-        <w:t xml:space="preserve">Tick one box in each row for the paragraphs you wrote today.</w:t>
       </w:r>
     </w:p>
     <w:tbl>
@@ -3554,7 +4205,7 @@
       </w:tr>
       <w:tr>
         <w:trPr>
-          <w:trHeight w:val="900" w:hRule="atLeast"/>
+          <w:trHeight w:val="800" w:hRule="atLeast"/>
         </w:trPr>
         <w:tc>
           <w:tcPr>
@@ -3631,7 +4282,7 @@
       </w:tr>
       <w:tr>
         <w:trPr>
-          <w:trHeight w:val="1500" w:hRule="atLeast"/>
+          <w:trHeight w:val="1300" w:hRule="atLeast"/>
         </w:trPr>
         <w:tc>
           <w:tcPr>

--- a/BoneSparrow-folio-3-family.docx
+++ b/BoneSparrow-folio-3-family.docx
@@ -313,7 +313,7 @@
                 <w:szCs w:val="22"/>
                 <w:shd w:fill="D6EAFC" w:val="clear"/>
               </w:rPr>
-              <w:t xml:space="preserve">the way a friend who keeps a promise gives Subhi something the camp cannot take away</w:t>
+              <w:t xml:space="preserve">the way a friend is someone Subhi chooses, when everything else in his life has been decided for him</w:t>
             </w:r>
             <w:r>
               <w:rPr>
@@ -565,7 +565,7 @@
                 <w:szCs w:val="23"/>
                 <w:shd w:fill="D6EAFC" w:val="clear"/>
               </w:rPr>
-              <w:t xml:space="preserve">A friend who keeps a promise gives Subhi something the camp cannot take away.</w:t>
+              <w:t xml:space="preserve">Friendship matters so much to Subhi because a friend is the one thing he gets to choose.</w:t>
             </w:r>
           </w:p>
         </w:tc>
@@ -740,7 +740,7 @@
                 <w:sz w:val="23"/>
                 <w:szCs w:val="23"/>
               </w:rPr>
-              <w:t xml:space="preserve">After Jimmie stops coming, Subhi holds on to what she has already proved: he knows </w:t>
+              <w:t xml:space="preserve">After Jimmie stops coming, Subhi says he knows </w:t>
             </w:r>
             <w:r>
               <w:rPr>
@@ -753,6 +753,69 @@
                 <w:shd w:fill="FFF3B0" w:val="clear"/>
               </w:rPr>
               <w:t xml:space="preserve">“for sure that Jimmie is the kind of person that keeps a promise”</w:t>
+            </w:r>
+            <w:r>
+              <w:rPr>
+                <w:rFonts w:ascii="Georgia" w:cs="Georgia" w:eastAsia="Georgia" w:hAnsi="Georgia"/>
+                <w:color w:val="1E211F"/>
+                <w:sz w:val="23"/>
+                <w:szCs w:val="23"/>
+              </w:rPr>
+              <w:t xml:space="preserve">. This </w:t>
+            </w:r>
+            <w:r>
+              <w:rPr>
+                <w:rFonts w:ascii="Georgia" w:cs="Georgia" w:eastAsia="Georgia" w:hAnsi="Georgia"/>
+                <w:b/>
+                <w:bCs/>
+                <w:color w:val="8A4B12"/>
+                <w:sz w:val="23"/>
+                <w:szCs w:val="23"/>
+                <w:shd w:fill="FAE3CF" w:val="clear"/>
+              </w:rPr>
+              <w:t xml:space="preserve">shows</w:t>
+            </w:r>
+            <w:r>
+              <w:rPr>
+                <w:rFonts w:ascii="Georgia" w:cs="Georgia" w:eastAsia="Georgia" w:hAnsi="Georgia"/>
+                <w:color w:val="1E211F"/>
+                <w:sz w:val="23"/>
+                <w:szCs w:val="23"/>
+              </w:rPr>
+              <w:t xml:space="preserve"> that </w:t>
+            </w:r>
+            <w:r>
+              <w:rPr>
+                <w:rFonts w:ascii="Georgia" w:cs="Georgia" w:eastAsia="Georgia" w:hAnsi="Georgia"/>
+                <w:b/>
+                <w:bCs/>
+                <w:color w:val="0B447C"/>
+                <w:sz w:val="23"/>
+                <w:szCs w:val="23"/>
+                <w:shd w:fill="D6EAFC" w:val="clear"/>
+              </w:rPr>
+              <w:t xml:space="preserve">Subhi trusts Jimmie for what she chooses to do, not for what she has to do</w:t>
+            </w:r>
+            <w:r>
+              <w:rPr>
+                <w:rFonts w:ascii="Georgia" w:cs="Georgia" w:eastAsia="Georgia" w:hAnsi="Georgia"/>
+                <w:color w:val="1E211F"/>
+                <w:sz w:val="23"/>
+                <w:szCs w:val="23"/>
+              </w:rPr>
+              <w:t xml:space="preserve">, which </w:t>
+            </w:r>
+            <w:r>
+              <w:rPr>
+                <w:rFonts w:ascii="Georgia" w:cs="Georgia" w:eastAsia="Georgia" w:hAnsi="Georgia"/>
+                <w:b/>
+                <w:bCs/>
+                <w:color w:val="1F5C33"/>
+                <w:sz w:val="23"/>
+                <w:szCs w:val="23"/>
+                <w:shd w:fill="DFF0E2" w:val="clear"/>
+              </w:rPr>
+              <w:t xml:space="preserve">makes the reader see why a kept promise is worth so much in a place where nothing is certain</w:t>
             </w:r>
             <w:r>
               <w:rPr>
@@ -936,7 +999,28 @@
                 <w:sz w:val="23"/>
                 <w:szCs w:val="23"/>
               </w:rPr>
-              <w:t xml:space="preserve">Fraillon puts the certainty in Subhi’s own voice, and “for sure” </w:t>
+              <w:t xml:space="preserve">Of his own friend in the camp, Subhi says, </w:t>
+            </w:r>
+            <w:r>
+              <w:rPr>
+                <w:rFonts w:ascii="Georgia" w:cs="Georgia" w:eastAsia="Georgia" w:hAnsi="Georgia"/>
+                <w:b/>
+                <w:bCs/>
+                <w:color w:val="7A5A00"/>
+                <w:sz w:val="23"/>
+                <w:szCs w:val="23"/>
+                <w:shd w:fill="FFF3B0" w:val="clear"/>
+              </w:rPr>
+              <w:t xml:space="preserve">“Eli, he’s the only one I show all my treasures to.”</w:t>
+            </w:r>
+            <w:r>
+              <w:rPr>
+                <w:rFonts w:ascii="Georgia" w:cs="Georgia" w:eastAsia="Georgia" w:hAnsi="Georgia"/>
+                <w:color w:val="1E211F"/>
+                <w:sz w:val="23"/>
+                <w:szCs w:val="23"/>
+              </w:rPr>
+              <w:t xml:space="preserve"> This </w:t>
             </w:r>
             <w:r>
               <w:rPr>
@@ -969,7 +1053,28 @@
                 <w:szCs w:val="23"/>
                 <w:shd w:fill="D6EAFC" w:val="clear"/>
               </w:rPr>
-              <w:t xml:space="preserve">what matters to him is not what Jimmie brings but the fact that she comes back</w:t>
+              <w:t xml:space="preserve">Subhi decides who is allowed to know him</w:t>
+            </w:r>
+            <w:r>
+              <w:rPr>
+                <w:rFonts w:ascii="Georgia" w:cs="Georgia" w:eastAsia="Georgia" w:hAnsi="Georgia"/>
+                <w:color w:val="1E211F"/>
+                <w:sz w:val="23"/>
+                <w:szCs w:val="23"/>
+              </w:rPr>
+              <w:t xml:space="preserve">, which </w:t>
+            </w:r>
+            <w:r>
+              <w:rPr>
+                <w:rFonts w:ascii="Georgia" w:cs="Georgia" w:eastAsia="Georgia" w:hAnsi="Georgia"/>
+                <w:b/>
+                <w:bCs/>
+                <w:color w:val="1F5C33"/>
+                <w:sz w:val="23"/>
+                <w:szCs w:val="23"/>
+                <w:shd w:fill="DFF0E2" w:val="clear"/>
+              </w:rPr>
+              <w:t xml:space="preserve">makes the reader understand that choosing a friend is one of the few choices the camp leaves him</w:t>
             </w:r>
             <w:r>
               <w:rPr>
@@ -1128,7 +1233,49 @@
                 <w:sz w:val="23"/>
                 <w:szCs w:val="23"/>
               </w:rPr>
-              <w:t xml:space="preserve">This </w:t>
+              <w:t xml:space="preserve">So friendship holds Subhi up because it is </w:t>
+            </w:r>
+            <w:r>
+              <w:rPr>
+                <w:rFonts w:ascii="Georgia" w:cs="Georgia" w:eastAsia="Georgia" w:hAnsi="Georgia"/>
+                <w:b/>
+                <w:bCs/>
+                <w:color w:val="0B447C"/>
+                <w:sz w:val="23"/>
+                <w:szCs w:val="23"/>
+                <w:shd w:fill="D6EAFC" w:val="clear"/>
+              </w:rPr>
+              <w:t xml:space="preserve">chosen</w:t>
+            </w:r>
+            <w:r>
+              <w:rPr>
+                <w:rFonts w:ascii="Georgia" w:cs="Georgia" w:eastAsia="Georgia" w:hAnsi="Georgia"/>
+                <w:color w:val="1E211F"/>
+                <w:sz w:val="23"/>
+                <w:szCs w:val="23"/>
+              </w:rPr>
+              <w:t xml:space="preserve">, while </w:t>
+            </w:r>
+            <w:r>
+              <w:rPr>
+                <w:rFonts w:ascii="Georgia" w:cs="Georgia" w:eastAsia="Georgia" w:hAnsi="Georgia"/>
+                <w:b/>
+                <w:bCs/>
+                <w:color w:val="0B447C"/>
+                <w:sz w:val="23"/>
+                <w:szCs w:val="23"/>
+                <w:shd w:fill="D6EAFC" w:val="clear"/>
+              </w:rPr>
+              <w:t xml:space="preserve">family in the centre is taken away or kept apart</w:t>
+            </w:r>
+            <w:r>
+              <w:rPr>
+                <w:rFonts w:ascii="Georgia" w:cs="Georgia" w:eastAsia="Georgia" w:hAnsi="Georgia"/>
+                <w:color w:val="1E211F"/>
+                <w:sz w:val="23"/>
+                <w:szCs w:val="23"/>
+              </w:rPr>
+              <w:t xml:space="preserve">, and being able to choose is </w:t>
             </w:r>
             <w:r>
               <w:rPr>
@@ -1140,7 +1287,7 @@
                 <w:szCs w:val="23"/>
                 <w:shd w:fill="DFF0E2" w:val="clear"/>
               </w:rPr>
-              <w:t xml:space="preserve">shows the reader that in a place where everything is temporary, somebody keeping their word is what safety looks like</w:t>
+              <w:t xml:space="preserve">what gives him something of his own</w:t>
             </w:r>
             <w:r>
               <w:rPr>

--- a/BoneSparrow-folio-3-family.docx
+++ b/BoneSparrow-folio-3-family.docx
@@ -7,7 +7,7 @@
         <w:tabs>
           <w:tab w:val="right" w:pos="9906"/>
         </w:tabs>
-        <w:spacing w:after="200"/>
+        <w:spacing w:after="120"/>
       </w:pPr>
       <w:r>
         <w:rPr>
@@ -37,36 +37,6 @@
           <w:szCs w:val="18"/>
         </w:rPr>
         <w:t xml:space="preserve">______________________</w:t>
-      </w:r>
-    </w:p>
-    <w:p>
-      <w:pPr>
-        <w:spacing w:after="100"/>
-      </w:pPr>
-      <w:r>
-        <w:rPr>
-          <w:rFonts w:ascii="Calibri" w:cs="Calibri" w:eastAsia="Calibri" w:hAnsi="Calibri"/>
-          <w:color w:val="645D54"/>
-          <w:sz w:val="18"/>
-          <w:szCs w:val="18"/>
-        </w:rPr>
-        <w:t xml:space="preserve">30 minutes. Novel, your notes and the writing wall on the desk.</w:t>
-      </w:r>
-    </w:p>
-    <w:p>
-      <w:pPr>
-        <w:spacing w:after="80" w:before="260"/>
-      </w:pPr>
-      <w:r>
-        <w:rPr>
-          <w:rFonts w:ascii="Georgia" w:cs="Georgia" w:eastAsia="Georgia" w:hAnsi="Georgia"/>
-          <w:b/>
-          <w:bCs/>
-          <w:color w:val="1D3C34"/>
-          <w:sz w:val="24"/>
-          <w:szCs w:val="24"/>
-        </w:rPr>
-        <w:t xml:space="preserve">The prompt</w:t>
       </w:r>
     </w:p>
     <w:tbl>
@@ -278,7 +248,7 @@
           </w:tcPr>
           <w:p>
             <w:pPr>
-              <w:spacing w:after="140"/>
+              <w:spacing w:after="120"/>
             </w:pPr>
             <w:r>
               <w:rPr>
@@ -287,12 +257,12 @@
                 <w:sz w:val="22"/>
                 <w:szCs w:val="22"/>
               </w:rPr>
-              <w:t xml:space="preserve">In the centre, friendship does the work that family cannot always do.</w:t>
-            </w:r>
-          </w:p>
-          <w:p>
-            <w:pPr>
-              <w:spacing w:after="140"/>
+              <w:t xml:space="preserve">In the centre, friendship gives Subhi some of what his family is too worn down to give.</w:t>
+            </w:r>
+          </w:p>
+          <w:p>
+            <w:pPr>
+              <w:spacing w:after="120"/>
             </w:pPr>
             <w:r>
               <w:rPr>
@@ -313,7 +283,7 @@
                 <w:szCs w:val="22"/>
                 <w:shd w:fill="D6EAFC" w:val="clear"/>
               </w:rPr>
-              <w:t xml:space="preserve">the way a friend is someone Subhi chooses, when everything else in his life has been decided for him</w:t>
+              <w:t xml:space="preserve">the way friends give Subhi someone he can count on, when his family cannot always manage it</w:t>
             </w:r>
             <w:r>
               <w:rPr>
@@ -344,7 +314,7 @@
               <w:pBdr>
                 <w:bottom w:val="single" w:color="C9BFAE" w:sz="4"/>
               </w:pBdr>
-              <w:spacing w:after="0" w:before="180"/>
+              <w:spacing w:after="0" w:before="200"/>
             </w:pPr>
             <w:r>
               <w:rPr>
@@ -359,7 +329,7 @@
               <w:pBdr>
                 <w:bottom w:val="single" w:color="C9BFAE" w:sz="4"/>
               </w:pBdr>
-              <w:spacing w:after="0" w:before="180"/>
+              <w:spacing w:after="0" w:before="200"/>
             </w:pPr>
             <w:r>
               <w:rPr>
@@ -381,6 +351,15 @@
                 <w:szCs w:val="22"/>
               </w:rPr>
               <w:t xml:space="preserve">and through</w:t>
+            </w:r>
+            <w:r>
+              <w:rPr>
+                <w:rFonts w:ascii="Calibri" w:cs="Calibri" w:eastAsia="Calibri" w:hAnsi="Calibri"/>
+                <w:color w:val="645D54"/>
+                <w:sz w:val="17"/>
+                <w:szCs w:val="17"/>
+              </w:rPr>
+              <w:t xml:space="preserve">     if you get there</w:t>
             </w:r>
           </w:p>
           <w:p>
@@ -388,7 +367,7 @@
               <w:pBdr>
                 <w:bottom w:val="single" w:color="C9BFAE" w:sz="4"/>
               </w:pBdr>
-              <w:spacing w:after="0" w:before="180"/>
+              <w:spacing w:after="0" w:before="200"/>
             </w:pPr>
             <w:r>
               <w:rPr>
@@ -403,7 +382,7 @@
               <w:pBdr>
                 <w:bottom w:val="single" w:color="C9BFAE" w:sz="4"/>
               </w:pBdr>
-              <w:spacing w:after="0" w:before="180"/>
+              <w:spacing w:after="0" w:before="200"/>
             </w:pPr>
             <w:r>
               <w:rPr>
@@ -416,25 +395,6 @@
         </w:tc>
       </w:tr>
     </w:tbl>
-    <w:p>
-      <w:pPr>
-        <w:spacing w:after="100"/>
-      </w:pPr>
-      <w:r>
-        <w:rPr>
-          <w:rFonts w:ascii="Calibri" w:cs="Calibri" w:eastAsia="Calibri" w:hAnsi="Calibri"/>
-          <w:color w:val="645D54"/>
-          <w:sz w:val="18"/>
-          <w:szCs w:val="18"/>
-        </w:rPr>
-        <w:t xml:space="preserve">The third idea is for whoever gets that far.</w:t>
-      </w:r>
-    </w:p>
-    <w:p>
-      <w:r>
-        <w:br w:type="page"/>
-      </w:r>
-    </w:p>
     <w:p>
       <w:pPr>
         <w:spacing w:after="80" w:before="260"/>
@@ -565,7 +525,7 @@
                 <w:szCs w:val="23"/>
                 <w:shd w:fill="D6EAFC" w:val="clear"/>
               </w:rPr>
-              <w:t xml:space="preserve">Friendship matters so much to Subhi because a friend is the one thing he gets to choose.</w:t>
+              <w:t xml:space="preserve">Friends give Subhi something his family cannot always give him in the centre: someone he can count on.</w:t>
             </w:r>
           </w:p>
         </w:tc>
@@ -794,7 +754,7 @@
                 <w:szCs w:val="23"/>
                 <w:shd w:fill="D6EAFC" w:val="clear"/>
               </w:rPr>
-              <w:t xml:space="preserve">Subhi trusts Jimmie for what she chooses to do, not for what she has to do</w:t>
+              <w:t xml:space="preserve">a friend who comes back gives Subhi something to hold on to</w:t>
             </w:r>
             <w:r>
               <w:rPr>
@@ -815,7 +775,7 @@
                 <w:szCs w:val="23"/>
                 <w:shd w:fill="DFF0E2" w:val="clear"/>
               </w:rPr>
-              <w:t xml:space="preserve">makes the reader see why a kept promise is worth so much in a place where nothing is certain</w:t>
+              <w:t xml:space="preserve">makes the reader see how much a kept promise is worth in a place where nothing is certain</w:t>
             </w:r>
             <w:r>
               <w:rPr>
@@ -999,7 +959,7 @@
                 <w:sz w:val="23"/>
                 <w:szCs w:val="23"/>
               </w:rPr>
-              <w:t xml:space="preserve">Of his own friend in the camp, Subhi says, </w:t>
+              <w:t xml:space="preserve">Of Eli, Subhi says, </w:t>
             </w:r>
             <w:r>
               <w:rPr>
@@ -1053,7 +1013,7 @@
                 <w:szCs w:val="23"/>
                 <w:shd w:fill="D6EAFC" w:val="clear"/>
               </w:rPr>
-              <w:t xml:space="preserve">Subhi decides who is allowed to know him</w:t>
+              <w:t xml:space="preserve">Subhi has one person he can trust with what matters to him</w:t>
             </w:r>
             <w:r>
               <w:rPr>
@@ -1074,7 +1034,7 @@
                 <w:szCs w:val="23"/>
                 <w:shd w:fill="DFF0E2" w:val="clear"/>
               </w:rPr>
-              <w:t xml:space="preserve">makes the reader understand that choosing a friend is one of the few choices the camp leaves him</w:t>
+              <w:t xml:space="preserve">makes the reader understand that a friend gives him a safe place that the camp does not</w:t>
             </w:r>
             <w:r>
               <w:rPr>
@@ -1233,7 +1193,7 @@
                 <w:sz w:val="23"/>
                 <w:szCs w:val="23"/>
               </w:rPr>
-              <w:t xml:space="preserve">So friendship holds Subhi up because it is </w:t>
+              <w:t xml:space="preserve">So while his family is </w:t>
             </w:r>
             <w:r>
               <w:rPr>
@@ -1245,7 +1205,7 @@
                 <w:szCs w:val="23"/>
                 <w:shd w:fill="D6EAFC" w:val="clear"/>
               </w:rPr>
-              <w:t xml:space="preserve">chosen</w:t>
+              <w:t xml:space="preserve">worn down by the centre</w:t>
             </w:r>
             <w:r>
               <w:rPr>
@@ -1254,7 +1214,7 @@
                 <w:sz w:val="23"/>
                 <w:szCs w:val="23"/>
               </w:rPr>
-              <w:t xml:space="preserve">, while </w:t>
+              <w:t xml:space="preserve">, his friends give Subhi </w:t>
             </w:r>
             <w:r>
               <w:rPr>
@@ -1266,7 +1226,7 @@
                 <w:szCs w:val="23"/>
                 <w:shd w:fill="D6EAFC" w:val="clear"/>
               </w:rPr>
-              <w:t xml:space="preserve">family in the centre is taken away or kept apart</w:t>
+              <w:t xml:space="preserve">someone who comes back and someone he can trust</w:t>
             </w:r>
             <w:r>
               <w:rPr>
@@ -1275,7 +1235,7 @@
                 <w:sz w:val="23"/>
                 <w:szCs w:val="23"/>
               </w:rPr>
-              <w:t xml:space="preserve">, and being able to choose is </w:t>
+              <w:t xml:space="preserve">, and that is </w:t>
             </w:r>
             <w:r>
               <w:rPr>
@@ -1287,7 +1247,7 @@
                 <w:szCs w:val="23"/>
                 <w:shd w:fill="DFF0E2" w:val="clear"/>
               </w:rPr>
-              <w:t xml:space="preserve">what gives him something of his own</w:t>
+              <w:t xml:space="preserve">what keeps him going</w:t>
             </w:r>
             <w:r>
               <w:rPr>
@@ -1428,7 +1388,7 @@
               <w:pBdr>
                 <w:bottom w:val="single" w:color="C9BFAE" w:sz="4"/>
               </w:pBdr>
-              <w:spacing w:after="0" w:before="180"/>
+              <w:spacing w:after="0" w:before="200"/>
             </w:pPr>
             <w:r>
               <w:rPr>
@@ -1443,7 +1403,22 @@
               <w:pBdr>
                 <w:bottom w:val="single" w:color="C9BFAE" w:sz="4"/>
               </w:pBdr>
-              <w:spacing w:after="0" w:before="180"/>
+              <w:spacing w:after="0" w:before="200"/>
+            </w:pPr>
+            <w:r>
+              <w:rPr>
+                <w:sz w:val="22"/>
+                <w:szCs w:val="22"/>
+              </w:rPr>
+              <w:t xml:space="preserve"/>
+            </w:r>
+          </w:p>
+          <w:p>
+            <w:pPr>
+              <w:pBdr>
+                <w:bottom w:val="single" w:color="C9BFAE" w:sz="4"/>
+              </w:pBdr>
+              <w:spacing w:after="0" w:before="200"/>
             </w:pPr>
             <w:r>
               <w:rPr>
@@ -1619,7 +1594,7 @@
               <w:pBdr>
                 <w:bottom w:val="single" w:color="C9BFAE" w:sz="4"/>
               </w:pBdr>
-              <w:spacing w:after="0" w:before="180"/>
+              <w:spacing w:after="0" w:before="200"/>
             </w:pPr>
             <w:r>
               <w:rPr>
@@ -1634,7 +1609,7 @@
               <w:pBdr>
                 <w:bottom w:val="single" w:color="C9BFAE" w:sz="4"/>
               </w:pBdr>
-              <w:spacing w:after="0" w:before="180"/>
+              <w:spacing w:after="0" w:before="200"/>
             </w:pPr>
             <w:r>
               <w:rPr>
@@ -1649,7 +1624,37 @@
               <w:pBdr>
                 <w:bottom w:val="single" w:color="C9BFAE" w:sz="4"/>
               </w:pBdr>
-              <w:spacing w:after="0" w:before="180"/>
+              <w:spacing w:after="0" w:before="200"/>
+            </w:pPr>
+            <w:r>
+              <w:rPr>
+                <w:sz w:val="22"/>
+                <w:szCs w:val="22"/>
+              </w:rPr>
+              <w:t xml:space="preserve"/>
+            </w:r>
+          </w:p>
+          <w:p>
+            <w:pPr>
+              <w:pBdr>
+                <w:bottom w:val="single" w:color="C9BFAE" w:sz="4"/>
+              </w:pBdr>
+              <w:spacing w:after="0" w:before="200"/>
+            </w:pPr>
+            <w:r>
+              <w:rPr>
+                <w:sz w:val="22"/>
+                <w:szCs w:val="22"/>
+              </w:rPr>
+              <w:t xml:space="preserve"/>
+            </w:r>
+          </w:p>
+          <w:p>
+            <w:pPr>
+              <w:pBdr>
+                <w:bottom w:val="single" w:color="C9BFAE" w:sz="4"/>
+              </w:pBdr>
+              <w:spacing w:after="0" w:before="200"/>
             </w:pPr>
             <w:r>
               <w:rPr>
@@ -1825,7 +1830,7 @@
               <w:pBdr>
                 <w:bottom w:val="single" w:color="C9BFAE" w:sz="4"/>
               </w:pBdr>
-              <w:spacing w:after="0" w:before="180"/>
+              <w:spacing w:after="0" w:before="200"/>
             </w:pPr>
             <w:r>
               <w:rPr>
@@ -1840,7 +1845,7 @@
               <w:pBdr>
                 <w:bottom w:val="single" w:color="C9BFAE" w:sz="4"/>
               </w:pBdr>
-              <w:spacing w:after="0" w:before="180"/>
+              <w:spacing w:after="0" w:before="200"/>
             </w:pPr>
             <w:r>
               <w:rPr>
@@ -1855,7 +1860,37 @@
               <w:pBdr>
                 <w:bottom w:val="single" w:color="C9BFAE" w:sz="4"/>
               </w:pBdr>
-              <w:spacing w:after="0" w:before="180"/>
+              <w:spacing w:after="0" w:before="200"/>
+            </w:pPr>
+            <w:r>
+              <w:rPr>
+                <w:sz w:val="22"/>
+                <w:szCs w:val="22"/>
+              </w:rPr>
+              <w:t xml:space="preserve"/>
+            </w:r>
+          </w:p>
+          <w:p>
+            <w:pPr>
+              <w:pBdr>
+                <w:bottom w:val="single" w:color="C9BFAE" w:sz="4"/>
+              </w:pBdr>
+              <w:spacing w:after="0" w:before="200"/>
+            </w:pPr>
+            <w:r>
+              <w:rPr>
+                <w:sz w:val="22"/>
+                <w:szCs w:val="22"/>
+              </w:rPr>
+              <w:t xml:space="preserve"/>
+            </w:r>
+          </w:p>
+          <w:p>
+            <w:pPr>
+              <w:pBdr>
+                <w:bottom w:val="single" w:color="C9BFAE" w:sz="4"/>
+              </w:pBdr>
+              <w:spacing w:after="0" w:before="200"/>
             </w:pPr>
             <w:r>
               <w:rPr>
@@ -2045,7 +2080,7 @@
               <w:pBdr>
                 <w:bottom w:val="single" w:color="C9BFAE" w:sz="4"/>
               </w:pBdr>
-              <w:spacing w:after="0" w:before="180"/>
+              <w:spacing w:after="0" w:before="200"/>
             </w:pPr>
             <w:r>
               <w:rPr>
@@ -2060,7 +2095,37 @@
               <w:pBdr>
                 <w:bottom w:val="single" w:color="C9BFAE" w:sz="4"/>
               </w:pBdr>
-              <w:spacing w:after="0" w:before="180"/>
+              <w:spacing w:after="0" w:before="200"/>
+            </w:pPr>
+            <w:r>
+              <w:rPr>
+                <w:sz w:val="22"/>
+                <w:szCs w:val="22"/>
+              </w:rPr>
+              <w:t xml:space="preserve"/>
+            </w:r>
+          </w:p>
+          <w:p>
+            <w:pPr>
+              <w:pBdr>
+                <w:bottom w:val="single" w:color="C9BFAE" w:sz="4"/>
+              </w:pBdr>
+              <w:spacing w:after="0" w:before="200"/>
+            </w:pPr>
+            <w:r>
+              <w:rPr>
+                <w:sz w:val="22"/>
+                <w:szCs w:val="22"/>
+              </w:rPr>
+              <w:t xml:space="preserve"/>
+            </w:r>
+          </w:p>
+          <w:p>
+            <w:pPr>
+              <w:pBdr>
+                <w:bottom w:val="single" w:color="C9BFAE" w:sz="4"/>
+              </w:pBdr>
+              <w:spacing w:after="0" w:before="200"/>
             </w:pPr>
             <w:r>
               <w:rPr>
@@ -2211,7 +2276,7 @@
               <w:pBdr>
                 <w:bottom w:val="single" w:color="C9BFAE" w:sz="4"/>
               </w:pBdr>
-              <w:spacing w:after="0" w:before="180"/>
+              <w:spacing w:after="0" w:before="200"/>
             </w:pPr>
             <w:r>
               <w:rPr>
@@ -2226,7 +2291,7 @@
               <w:pBdr>
                 <w:bottom w:val="single" w:color="C9BFAE" w:sz="4"/>
               </w:pBdr>
-              <w:spacing w:after="0" w:before="180"/>
+              <w:spacing w:after="0" w:before="200"/>
             </w:pPr>
             <w:r>
               <w:rPr>
@@ -2241,7 +2306,22 @@
               <w:pBdr>
                 <w:bottom w:val="single" w:color="C9BFAE" w:sz="4"/>
               </w:pBdr>
-              <w:spacing w:after="0" w:before="180"/>
+              <w:spacing w:after="0" w:before="200"/>
+            </w:pPr>
+            <w:r>
+              <w:rPr>
+                <w:sz w:val="22"/>
+                <w:szCs w:val="22"/>
+              </w:rPr>
+              <w:t xml:space="preserve"/>
+            </w:r>
+          </w:p>
+          <w:p>
+            <w:pPr>
+              <w:pBdr>
+                <w:bottom w:val="single" w:color="C9BFAE" w:sz="4"/>
+              </w:pBdr>
+              <w:spacing w:after="0" w:before="200"/>
             </w:pPr>
             <w:r>
               <w:rPr>
@@ -2394,7 +2474,7 @@
               <w:pBdr>
                 <w:bottom w:val="single" w:color="C9BFAE" w:sz="4"/>
               </w:pBdr>
-              <w:spacing w:after="0" w:before="180"/>
+              <w:spacing w:after="0" w:before="200"/>
             </w:pPr>
             <w:r>
               <w:rPr>
@@ -2409,7 +2489,22 @@
               <w:pBdr>
                 <w:bottom w:val="single" w:color="C9BFAE" w:sz="4"/>
               </w:pBdr>
-              <w:spacing w:after="0" w:before="180"/>
+              <w:spacing w:after="0" w:before="200"/>
+            </w:pPr>
+            <w:r>
+              <w:rPr>
+                <w:sz w:val="22"/>
+                <w:szCs w:val="22"/>
+              </w:rPr>
+              <w:t xml:space="preserve"/>
+            </w:r>
+          </w:p>
+          <w:p>
+            <w:pPr>
+              <w:pBdr>
+                <w:bottom w:val="single" w:color="C9BFAE" w:sz="4"/>
+              </w:pBdr>
+              <w:spacing w:after="0" w:before="200"/>
             </w:pPr>
             <w:r>
               <w:rPr>
@@ -2585,7 +2680,7 @@
               <w:pBdr>
                 <w:bottom w:val="single" w:color="C9BFAE" w:sz="4"/>
               </w:pBdr>
-              <w:spacing w:after="0" w:before="180"/>
+              <w:spacing w:after="0" w:before="200"/>
             </w:pPr>
             <w:r>
               <w:rPr>
@@ -2600,7 +2695,7 @@
               <w:pBdr>
                 <w:bottom w:val="single" w:color="C9BFAE" w:sz="4"/>
               </w:pBdr>
-              <w:spacing w:after="0" w:before="180"/>
+              <w:spacing w:after="0" w:before="200"/>
             </w:pPr>
             <w:r>
               <w:rPr>
@@ -2615,7 +2710,37 @@
               <w:pBdr>
                 <w:bottom w:val="single" w:color="C9BFAE" w:sz="4"/>
               </w:pBdr>
-              <w:spacing w:after="0" w:before="180"/>
+              <w:spacing w:after="0" w:before="200"/>
+            </w:pPr>
+            <w:r>
+              <w:rPr>
+                <w:sz w:val="22"/>
+                <w:szCs w:val="22"/>
+              </w:rPr>
+              <w:t xml:space="preserve"/>
+            </w:r>
+          </w:p>
+          <w:p>
+            <w:pPr>
+              <w:pBdr>
+                <w:bottom w:val="single" w:color="C9BFAE" w:sz="4"/>
+              </w:pBdr>
+              <w:spacing w:after="0" w:before="200"/>
+            </w:pPr>
+            <w:r>
+              <w:rPr>
+                <w:sz w:val="22"/>
+                <w:szCs w:val="22"/>
+              </w:rPr>
+              <w:t xml:space="preserve"/>
+            </w:r>
+          </w:p>
+          <w:p>
+            <w:pPr>
+              <w:pBdr>
+                <w:bottom w:val="single" w:color="C9BFAE" w:sz="4"/>
+              </w:pBdr>
+              <w:spacing w:after="0" w:before="200"/>
             </w:pPr>
             <w:r>
               <w:rPr>
@@ -2791,7 +2916,7 @@
               <w:pBdr>
                 <w:bottom w:val="single" w:color="C9BFAE" w:sz="4"/>
               </w:pBdr>
-              <w:spacing w:after="0" w:before="180"/>
+              <w:spacing w:after="0" w:before="200"/>
             </w:pPr>
             <w:r>
               <w:rPr>
@@ -2806,7 +2931,7 @@
               <w:pBdr>
                 <w:bottom w:val="single" w:color="C9BFAE" w:sz="4"/>
               </w:pBdr>
-              <w:spacing w:after="0" w:before="180"/>
+              <w:spacing w:after="0" w:before="200"/>
             </w:pPr>
             <w:r>
               <w:rPr>
@@ -2821,7 +2946,37 @@
               <w:pBdr>
                 <w:bottom w:val="single" w:color="C9BFAE" w:sz="4"/>
               </w:pBdr>
-              <w:spacing w:after="0" w:before="180"/>
+              <w:spacing w:after="0" w:before="200"/>
+            </w:pPr>
+            <w:r>
+              <w:rPr>
+                <w:sz w:val="22"/>
+                <w:szCs w:val="22"/>
+              </w:rPr>
+              <w:t xml:space="preserve"/>
+            </w:r>
+          </w:p>
+          <w:p>
+            <w:pPr>
+              <w:pBdr>
+                <w:bottom w:val="single" w:color="C9BFAE" w:sz="4"/>
+              </w:pBdr>
+              <w:spacing w:after="0" w:before="200"/>
+            </w:pPr>
+            <w:r>
+              <w:rPr>
+                <w:sz w:val="22"/>
+                <w:szCs w:val="22"/>
+              </w:rPr>
+              <w:t xml:space="preserve"/>
+            </w:r>
+          </w:p>
+          <w:p>
+            <w:pPr>
+              <w:pBdr>
+                <w:bottom w:val="single" w:color="C9BFAE" w:sz="4"/>
+              </w:pBdr>
+              <w:spacing w:after="0" w:before="200"/>
             </w:pPr>
             <w:r>
               <w:rPr>
@@ -3011,7 +3166,7 @@
               <w:pBdr>
                 <w:bottom w:val="single" w:color="C9BFAE" w:sz="4"/>
               </w:pBdr>
-              <w:spacing w:after="0" w:before="180"/>
+              <w:spacing w:after="0" w:before="200"/>
             </w:pPr>
             <w:r>
               <w:rPr>
@@ -3026,7 +3181,37 @@
               <w:pBdr>
                 <w:bottom w:val="single" w:color="C9BFAE" w:sz="4"/>
               </w:pBdr>
-              <w:spacing w:after="0" w:before="180"/>
+              <w:spacing w:after="0" w:before="200"/>
+            </w:pPr>
+            <w:r>
+              <w:rPr>
+                <w:sz w:val="22"/>
+                <w:szCs w:val="22"/>
+              </w:rPr>
+              <w:t xml:space="preserve"/>
+            </w:r>
+          </w:p>
+          <w:p>
+            <w:pPr>
+              <w:pBdr>
+                <w:bottom w:val="single" w:color="C9BFAE" w:sz="4"/>
+              </w:pBdr>
+              <w:spacing w:after="0" w:before="200"/>
+            </w:pPr>
+            <w:r>
+              <w:rPr>
+                <w:sz w:val="22"/>
+                <w:szCs w:val="22"/>
+              </w:rPr>
+              <w:t xml:space="preserve"/>
+            </w:r>
+          </w:p>
+          <w:p>
+            <w:pPr>
+              <w:pBdr>
+                <w:bottom w:val="single" w:color="C9BFAE" w:sz="4"/>
+              </w:pBdr>
+              <w:spacing w:after="0" w:before="200"/>
             </w:pPr>
             <w:r>
               <w:rPr>
@@ -3177,7 +3362,7 @@
               <w:pBdr>
                 <w:bottom w:val="single" w:color="C9BFAE" w:sz="4"/>
               </w:pBdr>
-              <w:spacing w:after="0" w:before="180"/>
+              <w:spacing w:after="0" w:before="200"/>
             </w:pPr>
             <w:r>
               <w:rPr>
@@ -3192,7 +3377,7 @@
               <w:pBdr>
                 <w:bottom w:val="single" w:color="C9BFAE" w:sz="4"/>
               </w:pBdr>
-              <w:spacing w:after="0" w:before="180"/>
+              <w:spacing w:after="0" w:before="200"/>
             </w:pPr>
             <w:r>
               <w:rPr>
@@ -3207,7 +3392,22 @@
               <w:pBdr>
                 <w:bottom w:val="single" w:color="C9BFAE" w:sz="4"/>
               </w:pBdr>
-              <w:spacing w:after="0" w:before="180"/>
+              <w:spacing w:after="0" w:before="200"/>
+            </w:pPr>
+            <w:r>
+              <w:rPr>
+                <w:sz w:val="22"/>
+                <w:szCs w:val="22"/>
+              </w:rPr>
+              <w:t xml:space="preserve"/>
+            </w:r>
+          </w:p>
+          <w:p>
+            <w:pPr>
+              <w:pBdr>
+                <w:bottom w:val="single" w:color="C9BFAE" w:sz="4"/>
+              </w:pBdr>
+              <w:spacing w:after="0" w:before="200"/>
             </w:pPr>
             <w:r>
               <w:rPr>
@@ -3410,7 +3610,7 @@
               <w:pBdr>
                 <w:bottom w:val="single" w:color="C9BFAE" w:sz="4"/>
               </w:pBdr>
-              <w:spacing w:after="0" w:before="180"/>
+              <w:spacing w:after="0" w:before="200"/>
             </w:pPr>
             <w:r>
               <w:rPr>
@@ -3425,7 +3625,7 @@
               <w:pBdr>
                 <w:bottom w:val="single" w:color="C9BFAE" w:sz="4"/>
               </w:pBdr>
-              <w:spacing w:after="0" w:before="180"/>
+              <w:spacing w:after="0" w:before="200"/>
             </w:pPr>
             <w:r>
               <w:rPr>
@@ -3440,7 +3640,22 @@
               <w:pBdr>
                 <w:bottom w:val="single" w:color="C9BFAE" w:sz="4"/>
               </w:pBdr>
-              <w:spacing w:after="0" w:before="180"/>
+              <w:spacing w:after="0" w:before="200"/>
+            </w:pPr>
+            <w:r>
+              <w:rPr>
+                <w:sz w:val="22"/>
+                <w:szCs w:val="22"/>
+              </w:rPr>
+              <w:t xml:space="preserve"/>
+            </w:r>
+          </w:p>
+          <w:p>
+            <w:pPr>
+              <w:pBdr>
+                <w:bottom w:val="single" w:color="C9BFAE" w:sz="4"/>
+              </w:pBdr>
+              <w:spacing w:after="0" w:before="200"/>
             </w:pPr>
             <w:r>
               <w:rPr>
@@ -4293,7 +4508,7 @@
     </w:tbl>
     <w:p>
       <w:pPr>
-        <w:spacing w:after="160"/>
+        <w:spacing w:after="120"/>
       </w:pPr>
       <w:r>
         <w:rPr>
@@ -4352,7 +4567,7 @@
       </w:tr>
       <w:tr>
         <w:trPr>
-          <w:trHeight w:val="800" w:hRule="atLeast"/>
+          <w:trHeight w:val="900" w:hRule="atLeast"/>
         </w:trPr>
         <w:tc>
           <w:tcPr>
@@ -4370,7 +4585,7 @@
     </w:tbl>
     <w:p>
       <w:pPr>
-        <w:spacing w:after="160"/>
+        <w:spacing w:after="120"/>
       </w:pPr>
       <w:r>
         <w:rPr>
@@ -4429,7 +4644,7 @@
       </w:tr>
       <w:tr>
         <w:trPr>
-          <w:trHeight w:val="1300" w:hRule="atLeast"/>
+          <w:trHeight w:val="1500" w:hRule="atLeast"/>
         </w:trPr>
         <w:tc>
           <w:tcPr>
